--- a/cartas_solicitud/Carta_Solicitud_ELE0300743_OPERACIONES_Y_MANTENIMIENTO_II.docx
+++ b/cartas_solicitud/Carta_Solicitud_ELE0300743_OPERACIONES_Y_MANTENIMIENTO_II.docx
@@ -11,7 +11,7 @@
           <w:color w:val="646464"/>
           <w:sz w:val="20"/>
         </w:rPr>
-        <w:t>Neiva, Huila, Octubre de 2026</w:t>
+        <w:t>Neiva, Huila, 22 de octubre de 2026</w:t>
         <w:br/>
       </w:r>
     </w:p>
@@ -88,7 +88,7 @@
         <w:br/>
         <w:t>• Semestre del Plan de Estudios: Semestre 9°</w:t>
         <w:br/>
-        <w:t>• Total de Estudiantes Solicitantes Preinscritos: 10 estudiantes</w:t>
+        <w:t>• Total de Estudiantes Solicitantes Preinscritos: 14 estudiantes</w:t>
       </w:r>
     </w:p>
     <w:p>
@@ -97,7 +97,7 @@
         <w:jc w:val="both"/>
       </w:pPr>
       <w:r>
-        <w:t>Manifestamos nuestro compromiso formal de matricula y cumplimiento con los requerimientos académicos y arancelarios correspondientes al curso vacacional. Dado que contamos con un grupo sólido de 10 estudiantes interesados (superando ampliamente el cupo mínimo requerido de 10 estudiantes), solicitamos su valiosa gestión ante la Coordinación Académica y la Dirección de Programa para su respectiva aprobación, asignación docente y programación de horarios.</w:t>
+        <w:t>Manifestamos nuestro compromiso formal de matrícula y cumplimiento con los requerimientos académicos y arancelarios correspondientes al curso vacacional. Dado que contamos con un grupo sólido de 14 estudiantes interesados (superando el cupo mínimo requerido de 10 estudiantes), solicitamos su valiosa gestión ante la Coordinación Académica y la Dirección de Programa para su respectiva aprobación, asignación docente y programación de horarios.</w:t>
       </w:r>
     </w:p>
     <w:p>
@@ -475,11 +475,38 @@
               <w:jc w:val="center"/>
             </w:pPr>
             <w:r>
-              <w:rPr>
-                <w:color w:val="A0A0A0"/>
-                <w:sz w:val="15"/>
-              </w:rPr>
-              <w:t>____________________</w:t>
+              <w:drawing>
+                <wp:inline xmlns:a="http://schemas.openxmlformats.org/drawingml/2006/main" xmlns:pic="http://schemas.openxmlformats.org/drawingml/2006/picture">
+                  <wp:extent cx="810684" cy="292608"/>
+                  <wp:docPr id="1" name="Picture 1"/>
+                  <wp:cNvGraphicFramePr>
+                    <a:graphicFrameLocks noChangeAspect="1"/>
+                  </wp:cNvGraphicFramePr>
+                  <a:graphic>
+                    <a:graphicData uri="http://schemas.openxmlformats.org/drawingml/2006/picture">
+                      <pic:pic>
+                        <pic:nvPicPr>
+                          <pic:cNvPr id="0" name="image.png"/>
+                          <pic:cNvPicPr/>
+                        </pic:nvPicPr>
+                        <pic:blipFill>
+                          <a:blip r:embed="rId9"/>
+                          <a:stretch>
+                            <a:fillRect/>
+                          </a:stretch>
+                        </pic:blipFill>
+                        <pic:spPr>
+                          <a:xfrm>
+                            <a:off x="0" y="0"/>
+                            <a:ext cx="810684" cy="292608"/>
+                          </a:xfrm>
+                          <a:prstGeom prst="rect"/>
+                        </pic:spPr>
+                      </pic:pic>
+                    </a:graphicData>
+                  </a:graphic>
+                </wp:inline>
+              </w:drawing>
             </w:r>
           </w:p>
         </w:tc>
@@ -1412,6 +1439,497 @@
           </w:p>
         </w:tc>
       </w:tr>
+      <w:tr>
+        <w:tc>
+          <w:tcPr>
+            <w:tcW w:type="dxa" w:w="576"/>
+            <w:tcMar>
+              <w:top w:w="100" w:type="dxa"/>
+              <w:bottom w:w="100" w:type="dxa"/>
+              <w:left w:w="80" w:type="dxa"/>
+              <w:right w:w="80" w:type="dxa"/>
+            </w:tcMar>
+            <w:shd w:fill="FFFFFF"/>
+          </w:tcPr>
+          <w:p>
+            <w:pPr>
+              <w:jc w:val="center"/>
+            </w:pPr>
+            <w:r>
+              <w:rPr>
+                <w:sz w:val="17"/>
+              </w:rPr>
+              <w:t>11</w:t>
+            </w:r>
+          </w:p>
+        </w:tc>
+        <w:tc>
+          <w:tcPr>
+            <w:tcW w:type="dxa" w:w="3312"/>
+            <w:tcMar>
+              <w:top w:w="100" w:type="dxa"/>
+              <w:bottom w:w="100" w:type="dxa"/>
+              <w:left w:w="80" w:type="dxa"/>
+              <w:right w:w="80" w:type="dxa"/>
+            </w:tcMar>
+            <w:shd w:fill="FFFFFF"/>
+          </w:tcPr>
+          <w:p>
+            <w:r>
+              <w:rPr>
+                <w:b/>
+                <w:sz w:val="17"/>
+              </w:rPr>
+              <w:t>JADER ANDRES CHIMUNJA JIMÉNEZ</w:t>
+            </w:r>
+          </w:p>
+        </w:tc>
+        <w:tc>
+          <w:tcPr>
+            <w:tcW w:type="dxa" w:w="1728"/>
+            <w:tcMar>
+              <w:top w:w="100" w:type="dxa"/>
+              <w:bottom w:w="100" w:type="dxa"/>
+              <w:left w:w="80" w:type="dxa"/>
+              <w:right w:w="80" w:type="dxa"/>
+            </w:tcMar>
+            <w:shd w:fill="FFFFFF"/>
+          </w:tcPr>
+          <w:p>
+            <w:pPr>
+              <w:jc w:val="center"/>
+            </w:pPr>
+            <w:r>
+              <w:rPr>
+                <w:sz w:val="17"/>
+              </w:rPr>
+              <w:t>ELE120241062</w:t>
+            </w:r>
+          </w:p>
+        </w:tc>
+        <w:tc>
+          <w:tcPr>
+            <w:tcW w:type="dxa" w:w="1584"/>
+            <w:tcMar>
+              <w:top w:w="100" w:type="dxa"/>
+              <w:bottom w:w="100" w:type="dxa"/>
+              <w:left w:w="80" w:type="dxa"/>
+              <w:right w:w="80" w:type="dxa"/>
+            </w:tcMar>
+            <w:shd w:fill="FFFFFF"/>
+          </w:tcPr>
+          <w:p>
+            <w:pPr>
+              <w:jc w:val="center"/>
+            </w:pPr>
+            <w:r>
+              <w:rPr>
+                <w:sz w:val="17"/>
+              </w:rPr>
+              <w:t>3183956559</w:t>
+            </w:r>
+          </w:p>
+        </w:tc>
+        <w:tc>
+          <w:tcPr>
+            <w:tcW w:type="dxa" w:w="2592"/>
+            <w:tcMar>
+              <w:top w:w="100" w:type="dxa"/>
+              <w:bottom w:w="100" w:type="dxa"/>
+              <w:left w:w="80" w:type="dxa"/>
+              <w:right w:w="80" w:type="dxa"/>
+            </w:tcMar>
+            <w:shd w:fill="FFFFFF"/>
+          </w:tcPr>
+          <w:p>
+            <w:pPr>
+              <w:jc w:val="center"/>
+            </w:pPr>
+            <w:r>
+              <w:rPr>
+                <w:color w:val="A0A0A0"/>
+                <w:sz w:val="15"/>
+              </w:rPr>
+              <w:t>____________________</w:t>
+            </w:r>
+          </w:p>
+        </w:tc>
+      </w:tr>
+      <w:tr>
+        <w:tc>
+          <w:tcPr>
+            <w:tcW w:type="dxa" w:w="576"/>
+            <w:tcMar>
+              <w:top w:w="100" w:type="dxa"/>
+              <w:bottom w:w="100" w:type="dxa"/>
+              <w:left w:w="80" w:type="dxa"/>
+              <w:right w:w="80" w:type="dxa"/>
+            </w:tcMar>
+            <w:shd w:fill="F9FAF8"/>
+          </w:tcPr>
+          <w:p>
+            <w:pPr>
+              <w:jc w:val="center"/>
+            </w:pPr>
+            <w:r>
+              <w:rPr>
+                <w:sz w:val="17"/>
+              </w:rPr>
+              <w:t>12</w:t>
+            </w:r>
+          </w:p>
+        </w:tc>
+        <w:tc>
+          <w:tcPr>
+            <w:tcW w:type="dxa" w:w="3312"/>
+            <w:tcMar>
+              <w:top w:w="100" w:type="dxa"/>
+              <w:bottom w:w="100" w:type="dxa"/>
+              <w:left w:w="80" w:type="dxa"/>
+              <w:right w:w="80" w:type="dxa"/>
+            </w:tcMar>
+            <w:shd w:fill="F9FAF8"/>
+          </w:tcPr>
+          <w:p>
+            <w:r>
+              <w:rPr>
+                <w:b/>
+                <w:sz w:val="17"/>
+              </w:rPr>
+              <w:t>Edwin Ramírez</w:t>
+            </w:r>
+          </w:p>
+        </w:tc>
+        <w:tc>
+          <w:tcPr>
+            <w:tcW w:type="dxa" w:w="1728"/>
+            <w:tcMar>
+              <w:top w:w="100" w:type="dxa"/>
+              <w:bottom w:w="100" w:type="dxa"/>
+              <w:left w:w="80" w:type="dxa"/>
+              <w:right w:w="80" w:type="dxa"/>
+            </w:tcMar>
+            <w:shd w:fill="F9FAF8"/>
+          </w:tcPr>
+          <w:p>
+            <w:pPr>
+              <w:jc w:val="center"/>
+            </w:pPr>
+            <w:r>
+              <w:rPr>
+                <w:sz w:val="17"/>
+              </w:rPr>
+              <w:t>1079508255</w:t>
+            </w:r>
+          </w:p>
+        </w:tc>
+        <w:tc>
+          <w:tcPr>
+            <w:tcW w:type="dxa" w:w="1584"/>
+            <w:tcMar>
+              <w:top w:w="100" w:type="dxa"/>
+              <w:bottom w:w="100" w:type="dxa"/>
+              <w:left w:w="80" w:type="dxa"/>
+              <w:right w:w="80" w:type="dxa"/>
+            </w:tcMar>
+            <w:shd w:fill="F9FAF8"/>
+          </w:tcPr>
+          <w:p>
+            <w:pPr>
+              <w:jc w:val="center"/>
+            </w:pPr>
+            <w:r>
+              <w:rPr>
+                <w:sz w:val="17"/>
+              </w:rPr>
+              <w:t>3135112412</w:t>
+            </w:r>
+          </w:p>
+        </w:tc>
+        <w:tc>
+          <w:tcPr>
+            <w:tcW w:type="dxa" w:w="2592"/>
+            <w:tcMar>
+              <w:top w:w="100" w:type="dxa"/>
+              <w:bottom w:w="100" w:type="dxa"/>
+              <w:left w:w="80" w:type="dxa"/>
+              <w:right w:w="80" w:type="dxa"/>
+            </w:tcMar>
+            <w:shd w:fill="F9FAF8"/>
+          </w:tcPr>
+          <w:p>
+            <w:pPr>
+              <w:jc w:val="center"/>
+            </w:pPr>
+            <w:r>
+              <w:rPr>
+                <w:color w:val="A0A0A0"/>
+                <w:sz w:val="15"/>
+              </w:rPr>
+              <w:t>____________________</w:t>
+            </w:r>
+          </w:p>
+        </w:tc>
+      </w:tr>
+      <w:tr>
+        <w:tc>
+          <w:tcPr>
+            <w:tcW w:type="dxa" w:w="576"/>
+            <w:tcMar>
+              <w:top w:w="100" w:type="dxa"/>
+              <w:bottom w:w="100" w:type="dxa"/>
+              <w:left w:w="80" w:type="dxa"/>
+              <w:right w:w="80" w:type="dxa"/>
+            </w:tcMar>
+            <w:shd w:fill="FFFFFF"/>
+          </w:tcPr>
+          <w:p>
+            <w:pPr>
+              <w:jc w:val="center"/>
+            </w:pPr>
+            <w:r>
+              <w:rPr>
+                <w:sz w:val="17"/>
+              </w:rPr>
+              <w:t>13</w:t>
+            </w:r>
+          </w:p>
+        </w:tc>
+        <w:tc>
+          <w:tcPr>
+            <w:tcW w:type="dxa" w:w="3312"/>
+            <w:tcMar>
+              <w:top w:w="100" w:type="dxa"/>
+              <w:bottom w:w="100" w:type="dxa"/>
+              <w:left w:w="80" w:type="dxa"/>
+              <w:right w:w="80" w:type="dxa"/>
+            </w:tcMar>
+            <w:shd w:fill="FFFFFF"/>
+          </w:tcPr>
+          <w:p>
+            <w:r>
+              <w:rPr>
+                <w:b/>
+                <w:sz w:val="17"/>
+              </w:rPr>
+              <w:t>Alex Ricardo Perdomo Restrepo</w:t>
+            </w:r>
+          </w:p>
+        </w:tc>
+        <w:tc>
+          <w:tcPr>
+            <w:tcW w:type="dxa" w:w="1728"/>
+            <w:tcMar>
+              <w:top w:w="100" w:type="dxa"/>
+              <w:bottom w:w="100" w:type="dxa"/>
+              <w:left w:w="80" w:type="dxa"/>
+              <w:right w:w="80" w:type="dxa"/>
+            </w:tcMar>
+            <w:shd w:fill="FFFFFF"/>
+          </w:tcPr>
+          <w:p>
+            <w:pPr>
+              <w:jc w:val="center"/>
+            </w:pPr>
+            <w:r>
+              <w:rPr>
+                <w:sz w:val="17"/>
+              </w:rPr>
+              <w:t>1234640185</w:t>
+            </w:r>
+          </w:p>
+        </w:tc>
+        <w:tc>
+          <w:tcPr>
+            <w:tcW w:type="dxa" w:w="1584"/>
+            <w:tcMar>
+              <w:top w:w="100" w:type="dxa"/>
+              <w:bottom w:w="100" w:type="dxa"/>
+              <w:left w:w="80" w:type="dxa"/>
+              <w:right w:w="80" w:type="dxa"/>
+            </w:tcMar>
+            <w:shd w:fill="FFFFFF"/>
+          </w:tcPr>
+          <w:p>
+            <w:pPr>
+              <w:jc w:val="center"/>
+            </w:pPr>
+            <w:r>
+              <w:rPr>
+                <w:sz w:val="17"/>
+              </w:rPr>
+              <w:t>3153427115</w:t>
+            </w:r>
+          </w:p>
+        </w:tc>
+        <w:tc>
+          <w:tcPr>
+            <w:tcW w:type="dxa" w:w="2592"/>
+            <w:tcMar>
+              <w:top w:w="100" w:type="dxa"/>
+              <w:bottom w:w="100" w:type="dxa"/>
+              <w:left w:w="80" w:type="dxa"/>
+              <w:right w:w="80" w:type="dxa"/>
+            </w:tcMar>
+            <w:shd w:fill="FFFFFF"/>
+          </w:tcPr>
+          <w:p>
+            <w:pPr>
+              <w:jc w:val="center"/>
+            </w:pPr>
+            <w:r>
+              <w:rPr>
+                <w:color w:val="A0A0A0"/>
+                <w:sz w:val="15"/>
+              </w:rPr>
+              <w:t>____________________</w:t>
+            </w:r>
+          </w:p>
+        </w:tc>
+      </w:tr>
+      <w:tr>
+        <w:tc>
+          <w:tcPr>
+            <w:tcW w:type="dxa" w:w="576"/>
+            <w:tcMar>
+              <w:top w:w="100" w:type="dxa"/>
+              <w:bottom w:w="100" w:type="dxa"/>
+              <w:left w:w="80" w:type="dxa"/>
+              <w:right w:w="80" w:type="dxa"/>
+            </w:tcMar>
+            <w:shd w:fill="F9FAF8"/>
+          </w:tcPr>
+          <w:p>
+            <w:pPr>
+              <w:jc w:val="center"/>
+            </w:pPr>
+            <w:r>
+              <w:rPr>
+                <w:sz w:val="17"/>
+              </w:rPr>
+              <w:t>14</w:t>
+            </w:r>
+          </w:p>
+        </w:tc>
+        <w:tc>
+          <w:tcPr>
+            <w:tcW w:type="dxa" w:w="3312"/>
+            <w:tcMar>
+              <w:top w:w="100" w:type="dxa"/>
+              <w:bottom w:w="100" w:type="dxa"/>
+              <w:left w:w="80" w:type="dxa"/>
+              <w:right w:w="80" w:type="dxa"/>
+            </w:tcMar>
+            <w:shd w:fill="F9FAF8"/>
+          </w:tcPr>
+          <w:p>
+            <w:r>
+              <w:rPr>
+                <w:b/>
+                <w:sz w:val="17"/>
+              </w:rPr>
+              <w:t>John jairo Sánchez garcia</w:t>
+            </w:r>
+          </w:p>
+        </w:tc>
+        <w:tc>
+          <w:tcPr>
+            <w:tcW w:type="dxa" w:w="1728"/>
+            <w:tcMar>
+              <w:top w:w="100" w:type="dxa"/>
+              <w:bottom w:w="100" w:type="dxa"/>
+              <w:left w:w="80" w:type="dxa"/>
+              <w:right w:w="80" w:type="dxa"/>
+            </w:tcMar>
+            <w:shd w:fill="F9FAF8"/>
+          </w:tcPr>
+          <w:p>
+            <w:pPr>
+              <w:jc w:val="center"/>
+            </w:pPr>
+            <w:r>
+              <w:rPr>
+                <w:sz w:val="17"/>
+              </w:rPr>
+              <w:t>79843323</w:t>
+            </w:r>
+          </w:p>
+        </w:tc>
+        <w:tc>
+          <w:tcPr>
+            <w:tcW w:type="dxa" w:w="1584"/>
+            <w:tcMar>
+              <w:top w:w="100" w:type="dxa"/>
+              <w:bottom w:w="100" w:type="dxa"/>
+              <w:left w:w="80" w:type="dxa"/>
+              <w:right w:w="80" w:type="dxa"/>
+            </w:tcMar>
+            <w:shd w:fill="F9FAF8"/>
+          </w:tcPr>
+          <w:p>
+            <w:pPr>
+              <w:jc w:val="center"/>
+            </w:pPr>
+            <w:r>
+              <w:rPr>
+                <w:sz w:val="17"/>
+              </w:rPr>
+              <w:t>3108505201</w:t>
+            </w:r>
+          </w:p>
+        </w:tc>
+        <w:tc>
+          <w:tcPr>
+            <w:tcW w:type="dxa" w:w="2592"/>
+            <w:tcMar>
+              <w:top w:w="100" w:type="dxa"/>
+              <w:bottom w:w="100" w:type="dxa"/>
+              <w:left w:w="80" w:type="dxa"/>
+              <w:right w:w="80" w:type="dxa"/>
+            </w:tcMar>
+            <w:shd w:fill="F9FAF8"/>
+          </w:tcPr>
+          <w:p>
+            <w:pPr>
+              <w:jc w:val="center"/>
+            </w:pPr>
+            <w:r>
+              <w:drawing>
+                <wp:inline xmlns:a="http://schemas.openxmlformats.org/drawingml/2006/main" xmlns:pic="http://schemas.openxmlformats.org/drawingml/2006/picture">
+                  <wp:extent cx="1370333" cy="292608"/>
+                  <wp:docPr id="2" name="Picture 2"/>
+                  <wp:cNvGraphicFramePr>
+                    <a:graphicFrameLocks noChangeAspect="1"/>
+                  </wp:cNvGraphicFramePr>
+                  <a:graphic>
+                    <a:graphicData uri="http://schemas.openxmlformats.org/drawingml/2006/picture">
+                      <pic:pic>
+                        <pic:nvPicPr>
+                          <pic:cNvPr id="0" name="image.png"/>
+                          <pic:cNvPicPr/>
+                        </pic:nvPicPr>
+                        <pic:blipFill>
+                          <a:blip r:embed="rId10"/>
+                          <a:stretch>
+                            <a:fillRect/>
+                          </a:stretch>
+                        </pic:blipFill>
+                        <pic:spPr>
+                          <a:xfrm>
+                            <a:off x="0" y="0"/>
+                            <a:ext cx="1370333" cy="292608"/>
+                          </a:xfrm>
+                          <a:prstGeom prst="rect"/>
+                        </pic:spPr>
+                      </pic:pic>
+                    </a:graphicData>
+                  </a:graphic>
+                </wp:inline>
+              </w:drawing>
+            </w:r>
+          </w:p>
+        </w:tc>
+      </w:tr>
     </w:tbl>
     <w:p>
       <w:pPr>

--- a/cartas_solicitud/Carta_Solicitud_ELE0300743_OPERACIONES_Y_MANTENIMIENTO_II.docx
+++ b/cartas_solicitud/Carta_Solicitud_ELE0300743_OPERACIONES_Y_MANTENIMIENTO_II.docx
@@ -1082,11 +1082,38 @@
               <w:jc w:val="center"/>
             </w:pPr>
             <w:r>
-              <w:rPr>
-                <w:color w:val="A0A0A0"/>
-                <w:sz w:val="15"/>
-              </w:rPr>
-              <w:t>____________________</w:t>
+              <w:drawing>
+                <wp:inline xmlns:a="http://schemas.openxmlformats.org/drawingml/2006/main" xmlns:pic="http://schemas.openxmlformats.org/drawingml/2006/picture">
+                  <wp:extent cx="812874" cy="292608"/>
+                  <wp:docPr id="2" name="Picture 2"/>
+                  <wp:cNvGraphicFramePr>
+                    <a:graphicFrameLocks noChangeAspect="1"/>
+                  </wp:cNvGraphicFramePr>
+                  <a:graphic>
+                    <a:graphicData uri="http://schemas.openxmlformats.org/drawingml/2006/picture">
+                      <pic:pic>
+                        <pic:nvPicPr>
+                          <pic:cNvPr id="0" name="image.png"/>
+                          <pic:cNvPicPr/>
+                        </pic:nvPicPr>
+                        <pic:blipFill>
+                          <a:blip r:embed="rId10"/>
+                          <a:stretch>
+                            <a:fillRect/>
+                          </a:stretch>
+                        </pic:blipFill>
+                        <pic:spPr>
+                          <a:xfrm>
+                            <a:off x="0" y="0"/>
+                            <a:ext cx="812874" cy="292608"/>
+                          </a:xfrm>
+                          <a:prstGeom prst="rect"/>
+                        </pic:spPr>
+                      </pic:pic>
+                    </a:graphicData>
+                  </a:graphic>
+                </wp:inline>
+              </w:drawing>
             </w:r>
           </w:p>
         </w:tc>
@@ -1897,7 +1924,7 @@
               <w:drawing>
                 <wp:inline xmlns:a="http://schemas.openxmlformats.org/drawingml/2006/main" xmlns:pic="http://schemas.openxmlformats.org/drawingml/2006/picture">
                   <wp:extent cx="1370333" cy="292608"/>
-                  <wp:docPr id="2" name="Picture 2"/>
+                  <wp:docPr id="3" name="Picture 3"/>
                   <wp:cNvGraphicFramePr>
                     <a:graphicFrameLocks noChangeAspect="1"/>
                   </wp:cNvGraphicFramePr>
@@ -1909,7 +1936,7 @@
                           <pic:cNvPicPr/>
                         </pic:nvPicPr>
                         <pic:blipFill>
-                          <a:blip r:embed="rId10"/>
+                          <a:blip r:embed="rId11"/>
                           <a:stretch>
                             <a:fillRect/>
                           </a:stretch>

--- a/cartas_solicitud/Carta_Solicitud_ELE0300743_OPERACIONES_Y_MANTENIMIENTO_II.docx
+++ b/cartas_solicitud/Carta_Solicitud_ELE0300743_OPERACIONES_Y_MANTENIMIENTO_II.docx
@@ -11,7 +11,7 @@
           <w:color w:val="646464"/>
           <w:sz w:val="20"/>
         </w:rPr>
-        <w:t>Neiva, Huila, 22 de octubre de 2026</w:t>
+        <w:t>Neiva, Huila, 24 de octubre de 2026</w:t>
         <w:br/>
       </w:r>
     </w:p>
@@ -88,7 +88,7 @@
         <w:br/>
         <w:t>• Semestre del Plan de Estudios: Semestre 9°</w:t>
         <w:br/>
-        <w:t>• Total de Estudiantes Solicitantes Preinscritos: 14 estudiantes</w:t>
+        <w:t>• Total de Estudiantes Solicitantes Preinscritos: 15 estudiantes</w:t>
       </w:r>
     </w:p>
     <w:p>
@@ -97,7 +97,7 @@
         <w:jc w:val="both"/>
       </w:pPr>
       <w:r>
-        <w:t>Manifestamos nuestro compromiso formal de matrícula y cumplimiento con los requerimientos académicos y arancelarios correspondientes al curso vacacional. Dado que contamos con un grupo sólido de 14 estudiantes interesados (superando el cupo mínimo requerido de 10 estudiantes), solicitamos su valiosa gestión ante la Coordinación Académica y la Dirección de Programa para su respectiva aprobación, asignación docente y programación de horarios.</w:t>
+        <w:t>Manifestamos nuestro compromiso formal de matrícula y cumplimiento con los requerimientos académicos y arancelarios correspondientes al curso vacacional. Dado que contamos con un grupo sólido de 15 estudiantes interesados (superando el cupo mínimo requerido de 10 estudiantes), solicitamos su valiosa gestión ante la Coordinación Académica y la Dirección de Programa para su respectiva aprobación, asignación docente y programación de horarios.</w:t>
       </w:r>
     </w:p>
     <w:p>
@@ -1957,6 +1957,149 @@
           </w:p>
         </w:tc>
       </w:tr>
+      <w:tr>
+        <w:tc>
+          <w:tcPr>
+            <w:tcW w:type="dxa" w:w="576"/>
+            <w:tcMar>
+              <w:top w:w="100" w:type="dxa"/>
+              <w:bottom w:w="100" w:type="dxa"/>
+              <w:left w:w="80" w:type="dxa"/>
+              <w:right w:w="80" w:type="dxa"/>
+            </w:tcMar>
+            <w:shd w:fill="FFFFFF"/>
+          </w:tcPr>
+          <w:p>
+            <w:pPr>
+              <w:jc w:val="center"/>
+            </w:pPr>
+            <w:r>
+              <w:rPr>
+                <w:sz w:val="17"/>
+              </w:rPr>
+              <w:t>15</w:t>
+            </w:r>
+          </w:p>
+        </w:tc>
+        <w:tc>
+          <w:tcPr>
+            <w:tcW w:type="dxa" w:w="3312"/>
+            <w:tcMar>
+              <w:top w:w="100" w:type="dxa"/>
+              <w:bottom w:w="100" w:type="dxa"/>
+              <w:left w:w="80" w:type="dxa"/>
+              <w:right w:w="80" w:type="dxa"/>
+            </w:tcMar>
+            <w:shd w:fill="FFFFFF"/>
+          </w:tcPr>
+          <w:p>
+            <w:r>
+              <w:rPr>
+                <w:b/>
+                <w:sz w:val="17"/>
+              </w:rPr>
+              <w:t>ANDERSON RIVAS</w:t>
+            </w:r>
+          </w:p>
+        </w:tc>
+        <w:tc>
+          <w:tcPr>
+            <w:tcW w:type="dxa" w:w="1728"/>
+            <w:tcMar>
+              <w:top w:w="100" w:type="dxa"/>
+              <w:bottom w:w="100" w:type="dxa"/>
+              <w:left w:w="80" w:type="dxa"/>
+              <w:right w:w="80" w:type="dxa"/>
+            </w:tcMar>
+            <w:shd w:fill="FFFFFF"/>
+          </w:tcPr>
+          <w:p>
+            <w:pPr>
+              <w:jc w:val="center"/>
+            </w:pPr>
+            <w:r>
+              <w:rPr>
+                <w:sz w:val="17"/>
+              </w:rPr>
+              <w:t>1110536709</w:t>
+            </w:r>
+          </w:p>
+        </w:tc>
+        <w:tc>
+          <w:tcPr>
+            <w:tcW w:type="dxa" w:w="1584"/>
+            <w:tcMar>
+              <w:top w:w="100" w:type="dxa"/>
+              <w:bottom w:w="100" w:type="dxa"/>
+              <w:left w:w="80" w:type="dxa"/>
+              <w:right w:w="80" w:type="dxa"/>
+            </w:tcMar>
+            <w:shd w:fill="FFFFFF"/>
+          </w:tcPr>
+          <w:p>
+            <w:pPr>
+              <w:jc w:val="center"/>
+            </w:pPr>
+            <w:r>
+              <w:rPr>
+                <w:sz w:val="17"/>
+              </w:rPr>
+              <w:t>3016183165</w:t>
+            </w:r>
+          </w:p>
+        </w:tc>
+        <w:tc>
+          <w:tcPr>
+            <w:tcW w:type="dxa" w:w="2592"/>
+            <w:tcMar>
+              <w:top w:w="100" w:type="dxa"/>
+              <w:bottom w:w="100" w:type="dxa"/>
+              <w:left w:w="80" w:type="dxa"/>
+              <w:right w:w="80" w:type="dxa"/>
+            </w:tcMar>
+            <w:shd w:fill="FFFFFF"/>
+          </w:tcPr>
+          <w:p>
+            <w:pPr>
+              <w:jc w:val="center"/>
+            </w:pPr>
+            <w:r>
+              <w:drawing>
+                <wp:inline xmlns:a="http://schemas.openxmlformats.org/drawingml/2006/main" xmlns:pic="http://schemas.openxmlformats.org/drawingml/2006/picture">
+                  <wp:extent cx="731520" cy="292608"/>
+                  <wp:docPr id="4" name="Picture 4"/>
+                  <wp:cNvGraphicFramePr>
+                    <a:graphicFrameLocks noChangeAspect="1"/>
+                  </wp:cNvGraphicFramePr>
+                  <a:graphic>
+                    <a:graphicData uri="http://schemas.openxmlformats.org/drawingml/2006/picture">
+                      <pic:pic>
+                        <pic:nvPicPr>
+                          <pic:cNvPr id="0" name="image.png"/>
+                          <pic:cNvPicPr/>
+                        </pic:nvPicPr>
+                        <pic:blipFill>
+                          <a:blip r:embed="rId12"/>
+                          <a:stretch>
+                            <a:fillRect/>
+                          </a:stretch>
+                        </pic:blipFill>
+                        <pic:spPr>
+                          <a:xfrm>
+                            <a:off x="0" y="0"/>
+                            <a:ext cx="731520" cy="292608"/>
+                          </a:xfrm>
+                          <a:prstGeom prst="rect"/>
+                        </pic:spPr>
+                      </pic:pic>
+                    </a:graphicData>
+                  </a:graphic>
+                </wp:inline>
+              </w:drawing>
+            </w:r>
+          </w:p>
+        </w:tc>
+      </w:tr>
     </w:tbl>
     <w:p>
       <w:pPr>

--- a/cartas_solicitud/Carta_Solicitud_ELE0300743_OPERACIONES_Y_MANTENIMIENTO_II.docx
+++ b/cartas_solicitud/Carta_Solicitud_ELE0300743_OPERACIONES_Y_MANTENIMIENTO_II.docx
@@ -88,7 +88,7 @@
         <w:br/>
         <w:t>• Semestre del Plan de Estudios: Semestre 9°</w:t>
         <w:br/>
-        <w:t>• Total de Estudiantes Solicitantes Preinscritos: 15 estudiantes</w:t>
+        <w:t>• Total de Estudiantes Solicitantes Preinscritos: 19 estudiantes</w:t>
       </w:r>
     </w:p>
     <w:p>
@@ -97,7 +97,7 @@
         <w:jc w:val="both"/>
       </w:pPr>
       <w:r>
-        <w:t>Manifestamos nuestro compromiso formal de matrícula y cumplimiento con los requerimientos académicos y arancelarios correspondientes al curso vacacional. Dado que contamos con un grupo sólido de 15 estudiantes interesados (superando el cupo mínimo requerido de 10 estudiantes), solicitamos su valiosa gestión ante la Coordinación Académica y la Dirección de Programa para su respectiva aprobación, asignación docente y programación de horarios.</w:t>
+        <w:t>Manifestamos nuestro compromiso formal de matrícula y cumplimiento con los requerimientos académicos y arancelarios correspondientes al curso vacacional. Dado que contamos con un grupo sólido de 19 estudiantes interesados (superando el cupo mínimo requerido de 10 estudiantes), solicitamos su valiosa gestión ante la Coordinación Académica y la Dirección de Programa para su respectiva aprobación, asignación docente y programación de horarios.</w:t>
       </w:r>
     </w:p>
     <w:p>
@@ -966,11 +966,38 @@
               <w:jc w:val="center"/>
             </w:pPr>
             <w:r>
-              <w:rPr>
-                <w:color w:val="A0A0A0"/>
-                <w:sz w:val="15"/>
-              </w:rPr>
-              <w:t>____________________</w:t>
+              <w:drawing>
+                <wp:inline xmlns:a="http://schemas.openxmlformats.org/drawingml/2006/main" xmlns:pic="http://schemas.openxmlformats.org/drawingml/2006/picture">
+                  <wp:extent cx="731520" cy="292608"/>
+                  <wp:docPr id="2" name="Picture 2"/>
+                  <wp:cNvGraphicFramePr>
+                    <a:graphicFrameLocks noChangeAspect="1"/>
+                  </wp:cNvGraphicFramePr>
+                  <a:graphic>
+                    <a:graphicData uri="http://schemas.openxmlformats.org/drawingml/2006/picture">
+                      <pic:pic>
+                        <pic:nvPicPr>
+                          <pic:cNvPr id="0" name="image.png"/>
+                          <pic:cNvPicPr/>
+                        </pic:nvPicPr>
+                        <pic:blipFill>
+                          <a:blip r:embed="rId10"/>
+                          <a:stretch>
+                            <a:fillRect/>
+                          </a:stretch>
+                        </pic:blipFill>
+                        <pic:spPr>
+                          <a:xfrm>
+                            <a:off x="0" y="0"/>
+                            <a:ext cx="731520" cy="292608"/>
+                          </a:xfrm>
+                          <a:prstGeom prst="rect"/>
+                        </pic:spPr>
+                      </pic:pic>
+                    </a:graphicData>
+                  </a:graphic>
+                </wp:inline>
+              </w:drawing>
             </w:r>
           </w:p>
         </w:tc>
@@ -1085,7 +1112,7 @@
               <w:drawing>
                 <wp:inline xmlns:a="http://schemas.openxmlformats.org/drawingml/2006/main" xmlns:pic="http://schemas.openxmlformats.org/drawingml/2006/picture">
                   <wp:extent cx="812874" cy="292608"/>
-                  <wp:docPr id="2" name="Picture 2"/>
+                  <wp:docPr id="3" name="Picture 3"/>
                   <wp:cNvGraphicFramePr>
                     <a:graphicFrameLocks noChangeAspect="1"/>
                   </wp:cNvGraphicFramePr>
@@ -1097,7 +1124,7 @@
                           <pic:cNvPicPr/>
                         </pic:nvPicPr>
                         <pic:blipFill>
-                          <a:blip r:embed="rId10"/>
+                          <a:blip r:embed="rId11"/>
                           <a:stretch>
                             <a:fillRect/>
                           </a:stretch>
@@ -1225,11 +1252,38 @@
               <w:jc w:val="center"/>
             </w:pPr>
             <w:r>
-              <w:rPr>
-                <w:color w:val="A0A0A0"/>
-                <w:sz w:val="15"/>
-              </w:rPr>
-              <w:t>____________________</w:t>
+              <w:drawing>
+                <wp:inline xmlns:a="http://schemas.openxmlformats.org/drawingml/2006/main" xmlns:pic="http://schemas.openxmlformats.org/drawingml/2006/picture">
+                  <wp:extent cx="731520" cy="292608"/>
+                  <wp:docPr id="4" name="Picture 4"/>
+                  <wp:cNvGraphicFramePr>
+                    <a:graphicFrameLocks noChangeAspect="1"/>
+                  </wp:cNvGraphicFramePr>
+                  <a:graphic>
+                    <a:graphicData uri="http://schemas.openxmlformats.org/drawingml/2006/picture">
+                      <pic:pic>
+                        <pic:nvPicPr>
+                          <pic:cNvPr id="0" name="image.png"/>
+                          <pic:cNvPicPr/>
+                        </pic:nvPicPr>
+                        <pic:blipFill>
+                          <a:blip r:embed="rId12"/>
+                          <a:stretch>
+                            <a:fillRect/>
+                          </a:stretch>
+                        </pic:blipFill>
+                        <pic:spPr>
+                          <a:xfrm>
+                            <a:off x="0" y="0"/>
+                            <a:ext cx="731520" cy="292608"/>
+                          </a:xfrm>
+                          <a:prstGeom prst="rect"/>
+                        </pic:spPr>
+                      </pic:pic>
+                    </a:graphicData>
+                  </a:graphic>
+                </wp:inline>
+              </w:drawing>
             </w:r>
           </w:p>
         </w:tc>
@@ -1457,11 +1511,38 @@
               <w:jc w:val="center"/>
             </w:pPr>
             <w:r>
-              <w:rPr>
-                <w:color w:val="A0A0A0"/>
-                <w:sz w:val="15"/>
-              </w:rPr>
-              <w:t>____________________</w:t>
+              <w:drawing>
+                <wp:inline xmlns:a="http://schemas.openxmlformats.org/drawingml/2006/main" xmlns:pic="http://schemas.openxmlformats.org/drawingml/2006/picture">
+                  <wp:extent cx="731520" cy="292608"/>
+                  <wp:docPr id="5" name="Picture 5"/>
+                  <wp:cNvGraphicFramePr>
+                    <a:graphicFrameLocks noChangeAspect="1"/>
+                  </wp:cNvGraphicFramePr>
+                  <a:graphic>
+                    <a:graphicData uri="http://schemas.openxmlformats.org/drawingml/2006/picture">
+                      <pic:pic>
+                        <pic:nvPicPr>
+                          <pic:cNvPr id="0" name="image.png"/>
+                          <pic:cNvPicPr/>
+                        </pic:nvPicPr>
+                        <pic:blipFill>
+                          <a:blip r:embed="rId13"/>
+                          <a:stretch>
+                            <a:fillRect/>
+                          </a:stretch>
+                        </pic:blipFill>
+                        <pic:spPr>
+                          <a:xfrm>
+                            <a:off x="0" y="0"/>
+                            <a:ext cx="731520" cy="292608"/>
+                          </a:xfrm>
+                          <a:prstGeom prst="rect"/>
+                        </pic:spPr>
+                      </pic:pic>
+                    </a:graphicData>
+                  </a:graphic>
+                </wp:inline>
+              </w:drawing>
             </w:r>
           </w:p>
         </w:tc>
@@ -1507,7 +1588,7 @@
                 <w:b/>
                 <w:sz w:val="17"/>
               </w:rPr>
-              <w:t>JADER ANDRES CHIMUNJA JIMÉNEZ</w:t>
+              <w:t>Alvaro Andrés González albañil</w:t>
             </w:r>
           </w:p>
         </w:tc>
@@ -1530,7 +1611,7 @@
               <w:rPr>
                 <w:sz w:val="17"/>
               </w:rPr>
-              <w:t>ELE120241062</w:t>
+              <w:t>ELE0120242022</w:t>
             </w:r>
           </w:p>
         </w:tc>
@@ -1553,7 +1634,7 @@
               <w:rPr>
                 <w:sz w:val="17"/>
               </w:rPr>
-              <w:t>3183956559</w:t>
+              <w:t>3176543168</w:t>
             </w:r>
           </w:p>
         </w:tc>
@@ -1573,11 +1654,38 @@
               <w:jc w:val="center"/>
             </w:pPr>
             <w:r>
-              <w:rPr>
-                <w:color w:val="A0A0A0"/>
-                <w:sz w:val="15"/>
-              </w:rPr>
-              <w:t>____________________</w:t>
+              <w:drawing>
+                <wp:inline xmlns:a="http://schemas.openxmlformats.org/drawingml/2006/main" xmlns:pic="http://schemas.openxmlformats.org/drawingml/2006/picture">
+                  <wp:extent cx="731520" cy="292608"/>
+                  <wp:docPr id="6" name="Picture 6"/>
+                  <wp:cNvGraphicFramePr>
+                    <a:graphicFrameLocks noChangeAspect="1"/>
+                  </wp:cNvGraphicFramePr>
+                  <a:graphic>
+                    <a:graphicData uri="http://schemas.openxmlformats.org/drawingml/2006/picture">
+                      <pic:pic>
+                        <pic:nvPicPr>
+                          <pic:cNvPr id="0" name="image.png"/>
+                          <pic:cNvPicPr/>
+                        </pic:nvPicPr>
+                        <pic:blipFill>
+                          <a:blip r:embed="rId14"/>
+                          <a:stretch>
+                            <a:fillRect/>
+                          </a:stretch>
+                        </pic:blipFill>
+                        <pic:spPr>
+                          <a:xfrm>
+                            <a:off x="0" y="0"/>
+                            <a:ext cx="731520" cy="292608"/>
+                          </a:xfrm>
+                          <a:prstGeom prst="rect"/>
+                        </pic:spPr>
+                      </pic:pic>
+                    </a:graphicData>
+                  </a:graphic>
+                </wp:inline>
+              </w:drawing>
             </w:r>
           </w:p>
         </w:tc>
@@ -1623,7 +1731,7 @@
                 <w:b/>
                 <w:sz w:val="17"/>
               </w:rPr>
-              <w:t>Edwin Ramírez</w:t>
+              <w:t>JADER ANDRES CHIMUNJA JIMÉNEZ</w:t>
             </w:r>
           </w:p>
         </w:tc>
@@ -1646,7 +1754,7 @@
               <w:rPr>
                 <w:sz w:val="17"/>
               </w:rPr>
-              <w:t>1079508255</w:t>
+              <w:t>ELE120241062</w:t>
             </w:r>
           </w:p>
         </w:tc>
@@ -1669,7 +1777,7 @@
               <w:rPr>
                 <w:sz w:val="17"/>
               </w:rPr>
-              <w:t>3135112412</w:t>
+              <w:t>3183956559</w:t>
             </w:r>
           </w:p>
         </w:tc>
@@ -1689,11 +1797,38 @@
               <w:jc w:val="center"/>
             </w:pPr>
             <w:r>
-              <w:rPr>
-                <w:color w:val="A0A0A0"/>
-                <w:sz w:val="15"/>
-              </w:rPr>
-              <w:t>____________________</w:t>
+              <w:drawing>
+                <wp:inline xmlns:a="http://schemas.openxmlformats.org/drawingml/2006/main" xmlns:pic="http://schemas.openxmlformats.org/drawingml/2006/picture">
+                  <wp:extent cx="731520" cy="292608"/>
+                  <wp:docPr id="7" name="Picture 7"/>
+                  <wp:cNvGraphicFramePr>
+                    <a:graphicFrameLocks noChangeAspect="1"/>
+                  </wp:cNvGraphicFramePr>
+                  <a:graphic>
+                    <a:graphicData uri="http://schemas.openxmlformats.org/drawingml/2006/picture">
+                      <pic:pic>
+                        <pic:nvPicPr>
+                          <pic:cNvPr id="0" name="image.png"/>
+                          <pic:cNvPicPr/>
+                        </pic:nvPicPr>
+                        <pic:blipFill>
+                          <a:blip r:embed="rId15"/>
+                          <a:stretch>
+                            <a:fillRect/>
+                          </a:stretch>
+                        </pic:blipFill>
+                        <pic:spPr>
+                          <a:xfrm>
+                            <a:off x="0" y="0"/>
+                            <a:ext cx="731520" cy="292608"/>
+                          </a:xfrm>
+                          <a:prstGeom prst="rect"/>
+                        </pic:spPr>
+                      </pic:pic>
+                    </a:graphicData>
+                  </a:graphic>
+                </wp:inline>
+              </w:drawing>
             </w:r>
           </w:p>
         </w:tc>
@@ -1739,7 +1874,7 @@
                 <w:b/>
                 <w:sz w:val="17"/>
               </w:rPr>
-              <w:t>Alex Ricardo Perdomo Restrepo</w:t>
+              <w:t>Edwin Ramírez</w:t>
             </w:r>
           </w:p>
         </w:tc>
@@ -1762,7 +1897,7 @@
               <w:rPr>
                 <w:sz w:val="17"/>
               </w:rPr>
-              <w:t>1234640185</w:t>
+              <w:t>1079508255</w:t>
             </w:r>
           </w:p>
         </w:tc>
@@ -1785,7 +1920,7 @@
               <w:rPr>
                 <w:sz w:val="17"/>
               </w:rPr>
-              <w:t>3153427115</w:t>
+              <w:t>3135112412</w:t>
             </w:r>
           </w:p>
         </w:tc>
@@ -1855,7 +1990,7 @@
                 <w:b/>
                 <w:sz w:val="17"/>
               </w:rPr>
-              <w:t>John jairo Sánchez garcia</w:t>
+              <w:t>Alex Ricardo Perdomo Restrepo</w:t>
             </w:r>
           </w:p>
         </w:tc>
@@ -1878,7 +2013,7 @@
               <w:rPr>
                 <w:sz w:val="17"/>
               </w:rPr>
-              <w:t>79843323</w:t>
+              <w:t>1234640185</w:t>
             </w:r>
           </w:p>
         </w:tc>
@@ -1901,7 +2036,7 @@
               <w:rPr>
                 <w:sz w:val="17"/>
               </w:rPr>
-              <w:t>3108505201</w:t>
+              <w:t>3153427115</w:t>
             </w:r>
           </w:p>
         </w:tc>
@@ -1921,38 +2056,11 @@
               <w:jc w:val="center"/>
             </w:pPr>
             <w:r>
-              <w:drawing>
-                <wp:inline xmlns:a="http://schemas.openxmlformats.org/drawingml/2006/main" xmlns:pic="http://schemas.openxmlformats.org/drawingml/2006/picture">
-                  <wp:extent cx="1370333" cy="292608"/>
-                  <wp:docPr id="3" name="Picture 3"/>
-                  <wp:cNvGraphicFramePr>
-                    <a:graphicFrameLocks noChangeAspect="1"/>
-                  </wp:cNvGraphicFramePr>
-                  <a:graphic>
-                    <a:graphicData uri="http://schemas.openxmlformats.org/drawingml/2006/picture">
-                      <pic:pic>
-                        <pic:nvPicPr>
-                          <pic:cNvPr id="0" name="image.png"/>
-                          <pic:cNvPicPr/>
-                        </pic:nvPicPr>
-                        <pic:blipFill>
-                          <a:blip r:embed="rId11"/>
-                          <a:stretch>
-                            <a:fillRect/>
-                          </a:stretch>
-                        </pic:blipFill>
-                        <pic:spPr>
-                          <a:xfrm>
-                            <a:off x="0" y="0"/>
-                            <a:ext cx="1370333" cy="292608"/>
-                          </a:xfrm>
-                          <a:prstGeom prst="rect"/>
-                        </pic:spPr>
-                      </pic:pic>
-                    </a:graphicData>
-                  </a:graphic>
-                </wp:inline>
-              </w:drawing>
+              <w:rPr>
+                <w:color w:val="A0A0A0"/>
+                <w:sz w:val="15"/>
+              </w:rPr>
+              <w:t>____________________</w:t>
             </w:r>
           </w:p>
         </w:tc>
@@ -1998,7 +2106,7 @@
                 <w:b/>
                 <w:sz w:val="17"/>
               </w:rPr>
-              <w:t>ANDERSON RIVAS</w:t>
+              <w:t>John jairo Sánchez garcia</w:t>
             </w:r>
           </w:p>
         </w:tc>
@@ -2021,7 +2129,7 @@
               <w:rPr>
                 <w:sz w:val="17"/>
               </w:rPr>
-              <w:t>1110536709</w:t>
+              <w:t>79843323</w:t>
             </w:r>
           </w:p>
         </w:tc>
@@ -2044,7 +2152,293 @@
               <w:rPr>
                 <w:sz w:val="17"/>
               </w:rPr>
+              <w:t>3108505201</w:t>
+            </w:r>
+          </w:p>
+        </w:tc>
+        <w:tc>
+          <w:tcPr>
+            <w:tcW w:type="dxa" w:w="2592"/>
+            <w:tcMar>
+              <w:top w:w="100" w:type="dxa"/>
+              <w:bottom w:w="100" w:type="dxa"/>
+              <w:left w:w="80" w:type="dxa"/>
+              <w:right w:w="80" w:type="dxa"/>
+            </w:tcMar>
+            <w:shd w:fill="FFFFFF"/>
+          </w:tcPr>
+          <w:p>
+            <w:pPr>
+              <w:jc w:val="center"/>
+            </w:pPr>
+            <w:r>
+              <w:drawing>
+                <wp:inline xmlns:a="http://schemas.openxmlformats.org/drawingml/2006/main" xmlns:pic="http://schemas.openxmlformats.org/drawingml/2006/picture">
+                  <wp:extent cx="1370333" cy="292608"/>
+                  <wp:docPr id="8" name="Picture 8"/>
+                  <wp:cNvGraphicFramePr>
+                    <a:graphicFrameLocks noChangeAspect="1"/>
+                  </wp:cNvGraphicFramePr>
+                  <a:graphic>
+                    <a:graphicData uri="http://schemas.openxmlformats.org/drawingml/2006/picture">
+                      <pic:pic>
+                        <pic:nvPicPr>
+                          <pic:cNvPr id="0" name="image.png"/>
+                          <pic:cNvPicPr/>
+                        </pic:nvPicPr>
+                        <pic:blipFill>
+                          <a:blip r:embed="rId16"/>
+                          <a:stretch>
+                            <a:fillRect/>
+                          </a:stretch>
+                        </pic:blipFill>
+                        <pic:spPr>
+                          <a:xfrm>
+                            <a:off x="0" y="0"/>
+                            <a:ext cx="1370333" cy="292608"/>
+                          </a:xfrm>
+                          <a:prstGeom prst="rect"/>
+                        </pic:spPr>
+                      </pic:pic>
+                    </a:graphicData>
+                  </a:graphic>
+                </wp:inline>
+              </w:drawing>
+            </w:r>
+          </w:p>
+        </w:tc>
+      </w:tr>
+      <w:tr>
+        <w:tc>
+          <w:tcPr>
+            <w:tcW w:type="dxa" w:w="576"/>
+            <w:tcMar>
+              <w:top w:w="100" w:type="dxa"/>
+              <w:bottom w:w="100" w:type="dxa"/>
+              <w:left w:w="80" w:type="dxa"/>
+              <w:right w:w="80" w:type="dxa"/>
+            </w:tcMar>
+            <w:shd w:fill="F9FAF8"/>
+          </w:tcPr>
+          <w:p>
+            <w:pPr>
+              <w:jc w:val="center"/>
+            </w:pPr>
+            <w:r>
+              <w:rPr>
+                <w:sz w:val="17"/>
+              </w:rPr>
+              <w:t>16</w:t>
+            </w:r>
+          </w:p>
+        </w:tc>
+        <w:tc>
+          <w:tcPr>
+            <w:tcW w:type="dxa" w:w="3312"/>
+            <w:tcMar>
+              <w:top w:w="100" w:type="dxa"/>
+              <w:bottom w:w="100" w:type="dxa"/>
+              <w:left w:w="80" w:type="dxa"/>
+              <w:right w:w="80" w:type="dxa"/>
+            </w:tcMar>
+            <w:shd w:fill="F9FAF8"/>
+          </w:tcPr>
+          <w:p>
+            <w:r>
+              <w:rPr>
+                <w:b/>
+                <w:sz w:val="17"/>
+              </w:rPr>
+              <w:t>ANDERSON RIVAS</w:t>
+            </w:r>
+          </w:p>
+        </w:tc>
+        <w:tc>
+          <w:tcPr>
+            <w:tcW w:type="dxa" w:w="1728"/>
+            <w:tcMar>
+              <w:top w:w="100" w:type="dxa"/>
+              <w:bottom w:w="100" w:type="dxa"/>
+              <w:left w:w="80" w:type="dxa"/>
+              <w:right w:w="80" w:type="dxa"/>
+            </w:tcMar>
+            <w:shd w:fill="F9FAF8"/>
+          </w:tcPr>
+          <w:p>
+            <w:pPr>
+              <w:jc w:val="center"/>
+            </w:pPr>
+            <w:r>
+              <w:rPr>
+                <w:sz w:val="17"/>
+              </w:rPr>
+              <w:t>1110536709</w:t>
+            </w:r>
+          </w:p>
+        </w:tc>
+        <w:tc>
+          <w:tcPr>
+            <w:tcW w:type="dxa" w:w="1584"/>
+            <w:tcMar>
+              <w:top w:w="100" w:type="dxa"/>
+              <w:bottom w:w="100" w:type="dxa"/>
+              <w:left w:w="80" w:type="dxa"/>
+              <w:right w:w="80" w:type="dxa"/>
+            </w:tcMar>
+            <w:shd w:fill="F9FAF8"/>
+          </w:tcPr>
+          <w:p>
+            <w:pPr>
+              <w:jc w:val="center"/>
+            </w:pPr>
+            <w:r>
+              <w:rPr>
+                <w:sz w:val="17"/>
+              </w:rPr>
               <w:t>3016183165</w:t>
+            </w:r>
+          </w:p>
+        </w:tc>
+        <w:tc>
+          <w:tcPr>
+            <w:tcW w:type="dxa" w:w="2592"/>
+            <w:tcMar>
+              <w:top w:w="100" w:type="dxa"/>
+              <w:bottom w:w="100" w:type="dxa"/>
+              <w:left w:w="80" w:type="dxa"/>
+              <w:right w:w="80" w:type="dxa"/>
+            </w:tcMar>
+            <w:shd w:fill="F9FAF8"/>
+          </w:tcPr>
+          <w:p>
+            <w:pPr>
+              <w:jc w:val="center"/>
+            </w:pPr>
+            <w:r>
+              <w:drawing>
+                <wp:inline xmlns:a="http://schemas.openxmlformats.org/drawingml/2006/main" xmlns:pic="http://schemas.openxmlformats.org/drawingml/2006/picture">
+                  <wp:extent cx="731520" cy="292608"/>
+                  <wp:docPr id="9" name="Picture 9"/>
+                  <wp:cNvGraphicFramePr>
+                    <a:graphicFrameLocks noChangeAspect="1"/>
+                  </wp:cNvGraphicFramePr>
+                  <a:graphic>
+                    <a:graphicData uri="http://schemas.openxmlformats.org/drawingml/2006/picture">
+                      <pic:pic>
+                        <pic:nvPicPr>
+                          <pic:cNvPr id="0" name="image.png"/>
+                          <pic:cNvPicPr/>
+                        </pic:nvPicPr>
+                        <pic:blipFill>
+                          <a:blip r:embed="rId17"/>
+                          <a:stretch>
+                            <a:fillRect/>
+                          </a:stretch>
+                        </pic:blipFill>
+                        <pic:spPr>
+                          <a:xfrm>
+                            <a:off x="0" y="0"/>
+                            <a:ext cx="731520" cy="292608"/>
+                          </a:xfrm>
+                          <a:prstGeom prst="rect"/>
+                        </pic:spPr>
+                      </pic:pic>
+                    </a:graphicData>
+                  </a:graphic>
+                </wp:inline>
+              </w:drawing>
+            </w:r>
+          </w:p>
+        </w:tc>
+      </w:tr>
+      <w:tr>
+        <w:tc>
+          <w:tcPr>
+            <w:tcW w:type="dxa" w:w="576"/>
+            <w:tcMar>
+              <w:top w:w="100" w:type="dxa"/>
+              <w:bottom w:w="100" w:type="dxa"/>
+              <w:left w:w="80" w:type="dxa"/>
+              <w:right w:w="80" w:type="dxa"/>
+            </w:tcMar>
+            <w:shd w:fill="FFFFFF"/>
+          </w:tcPr>
+          <w:p>
+            <w:pPr>
+              <w:jc w:val="center"/>
+            </w:pPr>
+            <w:r>
+              <w:rPr>
+                <w:sz w:val="17"/>
+              </w:rPr>
+              <w:t>17</w:t>
+            </w:r>
+          </w:p>
+        </w:tc>
+        <w:tc>
+          <w:tcPr>
+            <w:tcW w:type="dxa" w:w="3312"/>
+            <w:tcMar>
+              <w:top w:w="100" w:type="dxa"/>
+              <w:bottom w:w="100" w:type="dxa"/>
+              <w:left w:w="80" w:type="dxa"/>
+              <w:right w:w="80" w:type="dxa"/>
+            </w:tcMar>
+            <w:shd w:fill="FFFFFF"/>
+          </w:tcPr>
+          <w:p>
+            <w:r>
+              <w:rPr>
+                <w:b/>
+                <w:sz w:val="17"/>
+              </w:rPr>
+              <w:t>Yessica Andrea Triana Jaime</w:t>
+            </w:r>
+          </w:p>
+        </w:tc>
+        <w:tc>
+          <w:tcPr>
+            <w:tcW w:type="dxa" w:w="1728"/>
+            <w:tcMar>
+              <w:top w:w="100" w:type="dxa"/>
+              <w:bottom w:w="100" w:type="dxa"/>
+              <w:left w:w="80" w:type="dxa"/>
+              <w:right w:w="80" w:type="dxa"/>
+            </w:tcMar>
+            <w:shd w:fill="FFFFFF"/>
+          </w:tcPr>
+          <w:p>
+            <w:pPr>
+              <w:jc w:val="center"/>
+            </w:pPr>
+            <w:r>
+              <w:rPr>
+                <w:sz w:val="17"/>
+              </w:rPr>
+              <w:t>1083903194</w:t>
+            </w:r>
+          </w:p>
+        </w:tc>
+        <w:tc>
+          <w:tcPr>
+            <w:tcW w:type="dxa" w:w="1584"/>
+            <w:tcMar>
+              <w:top w:w="100" w:type="dxa"/>
+              <w:bottom w:w="100" w:type="dxa"/>
+              <w:left w:w="80" w:type="dxa"/>
+              <w:right w:w="80" w:type="dxa"/>
+            </w:tcMar>
+            <w:shd w:fill="FFFFFF"/>
+          </w:tcPr>
+          <w:p>
+            <w:pPr>
+              <w:jc w:val="center"/>
+            </w:pPr>
+            <w:r>
+              <w:rPr>
+                <w:sz w:val="17"/>
+              </w:rPr>
+              <w:t>3138468363</w:t>
             </w:r>
           </w:p>
         </w:tc>
@@ -2067,7 +2461,7 @@
               <w:drawing>
                 <wp:inline xmlns:a="http://schemas.openxmlformats.org/drawingml/2006/main" xmlns:pic="http://schemas.openxmlformats.org/drawingml/2006/picture">
                   <wp:extent cx="731520" cy="292608"/>
-                  <wp:docPr id="4" name="Picture 4"/>
+                  <wp:docPr id="10" name="Picture 10"/>
                   <wp:cNvGraphicFramePr>
                     <a:graphicFrameLocks noChangeAspect="1"/>
                   </wp:cNvGraphicFramePr>
@@ -2079,7 +2473,293 @@
                           <pic:cNvPicPr/>
                         </pic:nvPicPr>
                         <pic:blipFill>
-                          <a:blip r:embed="rId12"/>
+                          <a:blip r:embed="rId18"/>
+                          <a:stretch>
+                            <a:fillRect/>
+                          </a:stretch>
+                        </pic:blipFill>
+                        <pic:spPr>
+                          <a:xfrm>
+                            <a:off x="0" y="0"/>
+                            <a:ext cx="731520" cy="292608"/>
+                          </a:xfrm>
+                          <a:prstGeom prst="rect"/>
+                        </pic:spPr>
+                      </pic:pic>
+                    </a:graphicData>
+                  </a:graphic>
+                </wp:inline>
+              </w:drawing>
+            </w:r>
+          </w:p>
+        </w:tc>
+      </w:tr>
+      <w:tr>
+        <w:tc>
+          <w:tcPr>
+            <w:tcW w:type="dxa" w:w="576"/>
+            <w:tcMar>
+              <w:top w:w="100" w:type="dxa"/>
+              <w:bottom w:w="100" w:type="dxa"/>
+              <w:left w:w="80" w:type="dxa"/>
+              <w:right w:w="80" w:type="dxa"/>
+            </w:tcMar>
+            <w:shd w:fill="F9FAF8"/>
+          </w:tcPr>
+          <w:p>
+            <w:pPr>
+              <w:jc w:val="center"/>
+            </w:pPr>
+            <w:r>
+              <w:rPr>
+                <w:sz w:val="17"/>
+              </w:rPr>
+              <w:t>18</w:t>
+            </w:r>
+          </w:p>
+        </w:tc>
+        <w:tc>
+          <w:tcPr>
+            <w:tcW w:type="dxa" w:w="3312"/>
+            <w:tcMar>
+              <w:top w:w="100" w:type="dxa"/>
+              <w:bottom w:w="100" w:type="dxa"/>
+              <w:left w:w="80" w:type="dxa"/>
+              <w:right w:w="80" w:type="dxa"/>
+            </w:tcMar>
+            <w:shd w:fill="F9FAF8"/>
+          </w:tcPr>
+          <w:p>
+            <w:r>
+              <w:rPr>
+                <w:b/>
+                <w:sz w:val="17"/>
+              </w:rPr>
+              <w:t>Yonier Castillo Mamian</w:t>
+            </w:r>
+          </w:p>
+        </w:tc>
+        <w:tc>
+          <w:tcPr>
+            <w:tcW w:type="dxa" w:w="1728"/>
+            <w:tcMar>
+              <w:top w:w="100" w:type="dxa"/>
+              <w:bottom w:w="100" w:type="dxa"/>
+              <w:left w:w="80" w:type="dxa"/>
+              <w:right w:w="80" w:type="dxa"/>
+            </w:tcMar>
+            <w:shd w:fill="F9FAF8"/>
+          </w:tcPr>
+          <w:p>
+            <w:pPr>
+              <w:jc w:val="center"/>
+            </w:pPr>
+            <w:r>
+              <w:rPr>
+                <w:sz w:val="17"/>
+              </w:rPr>
+              <w:t>1007393163</w:t>
+            </w:r>
+          </w:p>
+        </w:tc>
+        <w:tc>
+          <w:tcPr>
+            <w:tcW w:type="dxa" w:w="1584"/>
+            <w:tcMar>
+              <w:top w:w="100" w:type="dxa"/>
+              <w:bottom w:w="100" w:type="dxa"/>
+              <w:left w:w="80" w:type="dxa"/>
+              <w:right w:w="80" w:type="dxa"/>
+            </w:tcMar>
+            <w:shd w:fill="F9FAF8"/>
+          </w:tcPr>
+          <w:p>
+            <w:pPr>
+              <w:jc w:val="center"/>
+            </w:pPr>
+            <w:r>
+              <w:rPr>
+                <w:sz w:val="17"/>
+              </w:rPr>
+              <w:t>3146332975</w:t>
+            </w:r>
+          </w:p>
+        </w:tc>
+        <w:tc>
+          <w:tcPr>
+            <w:tcW w:type="dxa" w:w="2592"/>
+            <w:tcMar>
+              <w:top w:w="100" w:type="dxa"/>
+              <w:bottom w:w="100" w:type="dxa"/>
+              <w:left w:w="80" w:type="dxa"/>
+              <w:right w:w="80" w:type="dxa"/>
+            </w:tcMar>
+            <w:shd w:fill="F9FAF8"/>
+          </w:tcPr>
+          <w:p>
+            <w:pPr>
+              <w:jc w:val="center"/>
+            </w:pPr>
+            <w:r>
+              <w:drawing>
+                <wp:inline xmlns:a="http://schemas.openxmlformats.org/drawingml/2006/main" xmlns:pic="http://schemas.openxmlformats.org/drawingml/2006/picture">
+                  <wp:extent cx="731520" cy="292608"/>
+                  <wp:docPr id="11" name="Picture 11"/>
+                  <wp:cNvGraphicFramePr>
+                    <a:graphicFrameLocks noChangeAspect="1"/>
+                  </wp:cNvGraphicFramePr>
+                  <a:graphic>
+                    <a:graphicData uri="http://schemas.openxmlformats.org/drawingml/2006/picture">
+                      <pic:pic>
+                        <pic:nvPicPr>
+                          <pic:cNvPr id="0" name="image.png"/>
+                          <pic:cNvPicPr/>
+                        </pic:nvPicPr>
+                        <pic:blipFill>
+                          <a:blip r:embed="rId19"/>
+                          <a:stretch>
+                            <a:fillRect/>
+                          </a:stretch>
+                        </pic:blipFill>
+                        <pic:spPr>
+                          <a:xfrm>
+                            <a:off x="0" y="0"/>
+                            <a:ext cx="731520" cy="292608"/>
+                          </a:xfrm>
+                          <a:prstGeom prst="rect"/>
+                        </pic:spPr>
+                      </pic:pic>
+                    </a:graphicData>
+                  </a:graphic>
+                </wp:inline>
+              </w:drawing>
+            </w:r>
+          </w:p>
+        </w:tc>
+      </w:tr>
+      <w:tr>
+        <w:tc>
+          <w:tcPr>
+            <w:tcW w:type="dxa" w:w="576"/>
+            <w:tcMar>
+              <w:top w:w="100" w:type="dxa"/>
+              <w:bottom w:w="100" w:type="dxa"/>
+              <w:left w:w="80" w:type="dxa"/>
+              <w:right w:w="80" w:type="dxa"/>
+            </w:tcMar>
+            <w:shd w:fill="FFFFFF"/>
+          </w:tcPr>
+          <w:p>
+            <w:pPr>
+              <w:jc w:val="center"/>
+            </w:pPr>
+            <w:r>
+              <w:rPr>
+                <w:sz w:val="17"/>
+              </w:rPr>
+              <w:t>19</w:t>
+            </w:r>
+          </w:p>
+        </w:tc>
+        <w:tc>
+          <w:tcPr>
+            <w:tcW w:type="dxa" w:w="3312"/>
+            <w:tcMar>
+              <w:top w:w="100" w:type="dxa"/>
+              <w:bottom w:w="100" w:type="dxa"/>
+              <w:left w:w="80" w:type="dxa"/>
+              <w:right w:w="80" w:type="dxa"/>
+            </w:tcMar>
+            <w:shd w:fill="FFFFFF"/>
+          </w:tcPr>
+          <w:p>
+            <w:r>
+              <w:rPr>
+                <w:b/>
+                <w:sz w:val="17"/>
+              </w:rPr>
+              <w:t>Yamid René Potosí</w:t>
+            </w:r>
+          </w:p>
+        </w:tc>
+        <w:tc>
+          <w:tcPr>
+            <w:tcW w:type="dxa" w:w="1728"/>
+            <w:tcMar>
+              <w:top w:w="100" w:type="dxa"/>
+              <w:bottom w:w="100" w:type="dxa"/>
+              <w:left w:w="80" w:type="dxa"/>
+              <w:right w:w="80" w:type="dxa"/>
+            </w:tcMar>
+            <w:shd w:fill="FFFFFF"/>
+          </w:tcPr>
+          <w:p>
+            <w:pPr>
+              <w:jc w:val="center"/>
+            </w:pPr>
+            <w:r>
+              <w:rPr>
+                <w:sz w:val="17"/>
+              </w:rPr>
+              <w:t>1063808522</w:t>
+            </w:r>
+          </w:p>
+        </w:tc>
+        <w:tc>
+          <w:tcPr>
+            <w:tcW w:type="dxa" w:w="1584"/>
+            <w:tcMar>
+              <w:top w:w="100" w:type="dxa"/>
+              <w:bottom w:w="100" w:type="dxa"/>
+              <w:left w:w="80" w:type="dxa"/>
+              <w:right w:w="80" w:type="dxa"/>
+            </w:tcMar>
+            <w:shd w:fill="FFFFFF"/>
+          </w:tcPr>
+          <w:p>
+            <w:pPr>
+              <w:jc w:val="center"/>
+            </w:pPr>
+            <w:r>
+              <w:rPr>
+                <w:sz w:val="17"/>
+              </w:rPr>
+              <w:t>3042230424</w:t>
+            </w:r>
+          </w:p>
+        </w:tc>
+        <w:tc>
+          <w:tcPr>
+            <w:tcW w:type="dxa" w:w="2592"/>
+            <w:tcMar>
+              <w:top w:w="100" w:type="dxa"/>
+              <w:bottom w:w="100" w:type="dxa"/>
+              <w:left w:w="80" w:type="dxa"/>
+              <w:right w:w="80" w:type="dxa"/>
+            </w:tcMar>
+            <w:shd w:fill="FFFFFF"/>
+          </w:tcPr>
+          <w:p>
+            <w:pPr>
+              <w:jc w:val="center"/>
+            </w:pPr>
+            <w:r>
+              <w:drawing>
+                <wp:inline xmlns:a="http://schemas.openxmlformats.org/drawingml/2006/main" xmlns:pic="http://schemas.openxmlformats.org/drawingml/2006/picture">
+                  <wp:extent cx="731520" cy="292608"/>
+                  <wp:docPr id="12" name="Picture 12"/>
+                  <wp:cNvGraphicFramePr>
+                    <a:graphicFrameLocks noChangeAspect="1"/>
+                  </wp:cNvGraphicFramePr>
+                  <a:graphic>
+                    <a:graphicData uri="http://schemas.openxmlformats.org/drawingml/2006/picture">
+                      <pic:pic>
+                        <pic:nvPicPr>
+                          <pic:cNvPr id="0" name="image.png"/>
+                          <pic:cNvPicPr/>
+                        </pic:nvPicPr>
+                        <pic:blipFill>
+                          <a:blip r:embed="rId20"/>
                           <a:stretch>
                             <a:fillRect/>
                           </a:stretch>

--- a/cartas_solicitud/Carta_Solicitud_ELE0300743_OPERACIONES_Y_MANTENIMIENTO_II.docx
+++ b/cartas_solicitud/Carta_Solicitud_ELE0300743_OPERACIONES_Y_MANTENIMIENTO_II.docx
@@ -11,7 +11,7 @@
           <w:color w:val="646464"/>
           <w:sz w:val="20"/>
         </w:rPr>
-        <w:t>Neiva, Huila, 24 de octubre de 2026</w:t>
+        <w:t>Neiva, Huila, 25 de octubre de 2026</w:t>
         <w:br/>
       </w:r>
     </w:p>
@@ -88,7 +88,7 @@
         <w:br/>
         <w:t>• Semestre del Plan de Estudios: Semestre 9°</w:t>
         <w:br/>
-        <w:t>• Total de Estudiantes Solicitantes Preinscritos: 19 estudiantes</w:t>
+        <w:t>• Total de Estudiantes Solicitantes Preinscritos: 20 estudiantes</w:t>
       </w:r>
     </w:p>
     <w:p>
@@ -97,7 +97,7 @@
         <w:jc w:val="both"/>
       </w:pPr>
       <w:r>
-        <w:t>Manifestamos nuestro compromiso formal de matrícula y cumplimiento con los requerimientos académicos y arancelarios correspondientes al curso vacacional. Dado que contamos con un grupo sólido de 19 estudiantes interesados (superando el cupo mínimo requerido de 10 estudiantes), solicitamos su valiosa gestión ante la Coordinación Académica y la Dirección de Programa para su respectiva aprobación, asignación docente y programación de horarios.</w:t>
+        <w:t>Manifestamos nuestro compromiso formal de matrícula y cumplimiento con los requerimientos académicos y arancelarios correspondientes al curso vacacional. Dado que contamos con un grupo sólido de 20 estudiantes interesados (superando el cupo mínimo requerido de 10 estudiantes), solicitamos su valiosa gestión ante la Coordinación Académica y la Dirección de Programa para su respectiva aprobación, asignación docente y programación de horarios.</w:t>
       </w:r>
     </w:p>
     <w:p>
@@ -668,7 +668,7 @@
                 <w:b/>
                 <w:sz w:val="17"/>
               </w:rPr>
-              <w:t>Hector Enrique Marrugo Monterrosa</w:t>
+              <w:t>Felipe Oliveros</w:t>
             </w:r>
           </w:p>
         </w:tc>
@@ -691,7 +691,7 @@
               <w:rPr>
                 <w:sz w:val="17"/>
               </w:rPr>
-              <w:t>0</w:t>
+              <w:t>1081154403</w:t>
             </w:r>
           </w:p>
         </w:tc>
@@ -714,7 +714,7 @@
               <w:rPr>
                 <w:sz w:val="17"/>
               </w:rPr>
-              <w:t>3013844718</w:t>
+              <w:t>3108084096</w:t>
             </w:r>
           </w:p>
         </w:tc>
@@ -784,7 +784,7 @@
                 <w:b/>
                 <w:sz w:val="17"/>
               </w:rPr>
-              <w:t>Felipe Oliveros</w:t>
+              <w:t>Jorge Mario Carballo Galindo</w:t>
             </w:r>
           </w:p>
         </w:tc>
@@ -807,7 +807,7 @@
               <w:rPr>
                 <w:sz w:val="17"/>
               </w:rPr>
-              <w:t>1081154403</w:t>
+              <w:t>1075265343</w:t>
             </w:r>
           </w:p>
         </w:tc>
@@ -830,7 +830,7 @@
               <w:rPr>
                 <w:sz w:val="17"/>
               </w:rPr>
-              <w:t>3108084096</w:t>
+              <w:t>3167563385</w:t>
             </w:r>
           </w:p>
         </w:tc>
@@ -850,11 +850,38 @@
               <w:jc w:val="center"/>
             </w:pPr>
             <w:r>
-              <w:rPr>
-                <w:color w:val="A0A0A0"/>
-                <w:sz w:val="15"/>
-              </w:rPr>
-              <w:t>____________________</w:t>
+              <w:drawing>
+                <wp:inline xmlns:a="http://schemas.openxmlformats.org/drawingml/2006/main" xmlns:pic="http://schemas.openxmlformats.org/drawingml/2006/picture">
+                  <wp:extent cx="731520" cy="292608"/>
+                  <wp:docPr id="2" name="Picture 2"/>
+                  <wp:cNvGraphicFramePr>
+                    <a:graphicFrameLocks noChangeAspect="1"/>
+                  </wp:cNvGraphicFramePr>
+                  <a:graphic>
+                    <a:graphicData uri="http://schemas.openxmlformats.org/drawingml/2006/picture">
+                      <pic:pic>
+                        <pic:nvPicPr>
+                          <pic:cNvPr id="0" name="image.png"/>
+                          <pic:cNvPicPr/>
+                        </pic:nvPicPr>
+                        <pic:blipFill>
+                          <a:blip r:embed="rId10"/>
+                          <a:stretch>
+                            <a:fillRect/>
+                          </a:stretch>
+                        </pic:blipFill>
+                        <pic:spPr>
+                          <a:xfrm>
+                            <a:off x="0" y="0"/>
+                            <a:ext cx="731520" cy="292608"/>
+                          </a:xfrm>
+                          <a:prstGeom prst="rect"/>
+                        </pic:spPr>
+                      </pic:pic>
+                    </a:graphicData>
+                  </a:graphic>
+                </wp:inline>
+              </w:drawing>
             </w:r>
           </w:p>
         </w:tc>
@@ -900,7 +927,7 @@
                 <w:b/>
                 <w:sz w:val="17"/>
               </w:rPr>
-              <w:t>Jorge Mario Carballo Galindo</w:t>
+              <w:t>JULIAN ANDRES MARTINEZ VERGARA</w:t>
             </w:r>
           </w:p>
         </w:tc>
@@ -923,7 +950,7 @@
               <w:rPr>
                 <w:sz w:val="17"/>
               </w:rPr>
-              <w:t>1075265343</w:t>
+              <w:t>ELE120212085</w:t>
             </w:r>
           </w:p>
         </w:tc>
@@ -946,7 +973,7 @@
               <w:rPr>
                 <w:sz w:val="17"/>
               </w:rPr>
-              <w:t>3167563385</w:t>
+              <w:t>3102713176</w:t>
             </w:r>
           </w:p>
         </w:tc>
@@ -968,8 +995,8 @@
             <w:r>
               <w:drawing>
                 <wp:inline xmlns:a="http://schemas.openxmlformats.org/drawingml/2006/main" xmlns:pic="http://schemas.openxmlformats.org/drawingml/2006/picture">
-                  <wp:extent cx="731520" cy="292608"/>
-                  <wp:docPr id="2" name="Picture 2"/>
+                  <wp:extent cx="812874" cy="292608"/>
+                  <wp:docPr id="3" name="Picture 3"/>
                   <wp:cNvGraphicFramePr>
                     <a:graphicFrameLocks noChangeAspect="1"/>
                   </wp:cNvGraphicFramePr>
@@ -981,7 +1008,7 @@
                           <pic:cNvPicPr/>
                         </pic:nvPicPr>
                         <pic:blipFill>
-                          <a:blip r:embed="rId10"/>
+                          <a:blip r:embed="rId11"/>
                           <a:stretch>
                             <a:fillRect/>
                           </a:stretch>
@@ -989,7 +1016,7 @@
                         <pic:spPr>
                           <a:xfrm>
                             <a:off x="0" y="0"/>
-                            <a:ext cx="731520" cy="292608"/>
+                            <a:ext cx="812874" cy="292608"/>
                           </a:xfrm>
                           <a:prstGeom prst="rect"/>
                         </pic:spPr>
@@ -1043,7 +1070,7 @@
                 <w:b/>
                 <w:sz w:val="17"/>
               </w:rPr>
-              <w:t>JULIAN ANDRES MARTINEZ VERGARA</w:t>
+              <w:t>Astrid Carolina Becerra Cordoba</w:t>
             </w:r>
           </w:p>
         </w:tc>
@@ -1066,7 +1093,7 @@
               <w:rPr>
                 <w:sz w:val="17"/>
               </w:rPr>
-              <w:t>ELE120212085</w:t>
+              <w:t>1124862386</w:t>
             </w:r>
           </w:p>
         </w:tc>
@@ -1089,7 +1116,7 @@
               <w:rPr>
                 <w:sz w:val="17"/>
               </w:rPr>
-              <w:t>3102713176</w:t>
+              <w:t>3209437670</w:t>
             </w:r>
           </w:p>
         </w:tc>
@@ -1111,8 +1138,8 @@
             <w:r>
               <w:drawing>
                 <wp:inline xmlns:a="http://schemas.openxmlformats.org/drawingml/2006/main" xmlns:pic="http://schemas.openxmlformats.org/drawingml/2006/picture">
-                  <wp:extent cx="812874" cy="292608"/>
-                  <wp:docPr id="3" name="Picture 3"/>
+                  <wp:extent cx="731520" cy="292608"/>
+                  <wp:docPr id="4" name="Picture 4"/>
                   <wp:cNvGraphicFramePr>
                     <a:graphicFrameLocks noChangeAspect="1"/>
                   </wp:cNvGraphicFramePr>
@@ -1124,7 +1151,7 @@
                           <pic:cNvPicPr/>
                         </pic:nvPicPr>
                         <pic:blipFill>
-                          <a:blip r:embed="rId11"/>
+                          <a:blip r:embed="rId12"/>
                           <a:stretch>
                             <a:fillRect/>
                           </a:stretch>
@@ -1132,7 +1159,7 @@
                         <pic:spPr>
                           <a:xfrm>
                             <a:off x="0" y="0"/>
-                            <a:ext cx="812874" cy="292608"/>
+                            <a:ext cx="731520" cy="292608"/>
                           </a:xfrm>
                           <a:prstGeom prst="rect"/>
                         </pic:spPr>
@@ -1186,7 +1213,7 @@
                 <w:b/>
                 <w:sz w:val="17"/>
               </w:rPr>
-              <w:t>Astrid Carolina Becerra Cordoba</w:t>
+              <w:t>Gladys Hernández</w:t>
             </w:r>
           </w:p>
         </w:tc>
@@ -1209,7 +1236,7 @@
               <w:rPr>
                 <w:sz w:val="17"/>
               </w:rPr>
-              <w:t>1124862386</w:t>
+              <w:t>28733362</w:t>
             </w:r>
           </w:p>
         </w:tc>
@@ -1232,7 +1259,7 @@
               <w:rPr>
                 <w:sz w:val="17"/>
               </w:rPr>
-              <w:t>3209437670</w:t>
+              <w:t>3232935781</w:t>
             </w:r>
           </w:p>
         </w:tc>
@@ -1255,7 +1282,7 @@
               <w:drawing>
                 <wp:inline xmlns:a="http://schemas.openxmlformats.org/drawingml/2006/main" xmlns:pic="http://schemas.openxmlformats.org/drawingml/2006/picture">
                   <wp:extent cx="731520" cy="292608"/>
-                  <wp:docPr id="4" name="Picture 4"/>
+                  <wp:docPr id="5" name="Picture 5"/>
                   <wp:cNvGraphicFramePr>
                     <a:graphicFrameLocks noChangeAspect="1"/>
                   </wp:cNvGraphicFramePr>
@@ -1267,7 +1294,7 @@
                           <pic:cNvPicPr/>
                         </pic:nvPicPr>
                         <pic:blipFill>
-                          <a:blip r:embed="rId12"/>
+                          <a:blip r:embed="rId13"/>
                           <a:stretch>
                             <a:fillRect/>
                           </a:stretch>
@@ -1329,7 +1356,7 @@
                 <w:b/>
                 <w:sz w:val="17"/>
               </w:rPr>
-              <w:t>Gladys Hernández</w:t>
+              <w:t>Danny Cruz</w:t>
             </w:r>
           </w:p>
         </w:tc>
@@ -1352,7 +1379,7 @@
               <w:rPr>
                 <w:sz w:val="17"/>
               </w:rPr>
-              <w:t>28733362</w:t>
+              <w:t>ELEC1234</w:t>
             </w:r>
           </w:p>
         </w:tc>
@@ -1375,7 +1402,7 @@
               <w:rPr>
                 <w:sz w:val="17"/>
               </w:rPr>
-              <w:t>3232935781</w:t>
+              <w:t>3225295378</w:t>
             </w:r>
           </w:p>
         </w:tc>
@@ -1395,11 +1422,38 @@
               <w:jc w:val="center"/>
             </w:pPr>
             <w:r>
-              <w:rPr>
-                <w:color w:val="A0A0A0"/>
-                <w:sz w:val="15"/>
-              </w:rPr>
-              <w:t>____________________</w:t>
+              <w:drawing>
+                <wp:inline xmlns:a="http://schemas.openxmlformats.org/drawingml/2006/main" xmlns:pic="http://schemas.openxmlformats.org/drawingml/2006/picture">
+                  <wp:extent cx="731520" cy="292608"/>
+                  <wp:docPr id="6" name="Picture 6"/>
+                  <wp:cNvGraphicFramePr>
+                    <a:graphicFrameLocks noChangeAspect="1"/>
+                  </wp:cNvGraphicFramePr>
+                  <a:graphic>
+                    <a:graphicData uri="http://schemas.openxmlformats.org/drawingml/2006/picture">
+                      <pic:pic>
+                        <pic:nvPicPr>
+                          <pic:cNvPr id="0" name="image.png"/>
+                          <pic:cNvPicPr/>
+                        </pic:nvPicPr>
+                        <pic:blipFill>
+                          <a:blip r:embed="rId14"/>
+                          <a:stretch>
+                            <a:fillRect/>
+                          </a:stretch>
+                        </pic:blipFill>
+                        <pic:spPr>
+                          <a:xfrm>
+                            <a:off x="0" y="0"/>
+                            <a:ext cx="731520" cy="292608"/>
+                          </a:xfrm>
+                          <a:prstGeom prst="rect"/>
+                        </pic:spPr>
+                      </pic:pic>
+                    </a:graphicData>
+                  </a:graphic>
+                </wp:inline>
+              </w:drawing>
             </w:r>
           </w:p>
         </w:tc>
@@ -1445,7 +1499,7 @@
                 <w:b/>
                 <w:sz w:val="17"/>
               </w:rPr>
-              <w:t>Danny Cruz</w:t>
+              <w:t>Karen viviana Gaona vargas</w:t>
             </w:r>
           </w:p>
         </w:tc>
@@ -1468,7 +1522,7 @@
               <w:rPr>
                 <w:sz w:val="17"/>
               </w:rPr>
-              <w:t>ELEC1234</w:t>
+              <w:t>1077866338</w:t>
             </w:r>
           </w:p>
         </w:tc>
@@ -1491,7 +1545,7 @@
               <w:rPr>
                 <w:sz w:val="17"/>
               </w:rPr>
-              <w:t>3225295378</w:t>
+              <w:t>3202555302</w:t>
             </w:r>
           </w:p>
         </w:tc>
@@ -1511,38 +1565,11 @@
               <w:jc w:val="center"/>
             </w:pPr>
             <w:r>
-              <w:drawing>
-                <wp:inline xmlns:a="http://schemas.openxmlformats.org/drawingml/2006/main" xmlns:pic="http://schemas.openxmlformats.org/drawingml/2006/picture">
-                  <wp:extent cx="731520" cy="292608"/>
-                  <wp:docPr id="5" name="Picture 5"/>
-                  <wp:cNvGraphicFramePr>
-                    <a:graphicFrameLocks noChangeAspect="1"/>
-                  </wp:cNvGraphicFramePr>
-                  <a:graphic>
-                    <a:graphicData uri="http://schemas.openxmlformats.org/drawingml/2006/picture">
-                      <pic:pic>
-                        <pic:nvPicPr>
-                          <pic:cNvPr id="0" name="image.png"/>
-                          <pic:cNvPicPr/>
-                        </pic:nvPicPr>
-                        <pic:blipFill>
-                          <a:blip r:embed="rId13"/>
-                          <a:stretch>
-                            <a:fillRect/>
-                          </a:stretch>
-                        </pic:blipFill>
-                        <pic:spPr>
-                          <a:xfrm>
-                            <a:off x="0" y="0"/>
-                            <a:ext cx="731520" cy="292608"/>
-                          </a:xfrm>
-                          <a:prstGeom prst="rect"/>
-                        </pic:spPr>
-                      </pic:pic>
-                    </a:graphicData>
-                  </a:graphic>
-                </wp:inline>
-              </w:drawing>
+              <w:rPr>
+                <w:color w:val="A0A0A0"/>
+                <w:sz w:val="15"/>
+              </w:rPr>
+              <w:t>____________________</w:t>
             </w:r>
           </w:p>
         </w:tc>
@@ -1657,7 +1684,7 @@
               <w:drawing>
                 <wp:inline xmlns:a="http://schemas.openxmlformats.org/drawingml/2006/main" xmlns:pic="http://schemas.openxmlformats.org/drawingml/2006/picture">
                   <wp:extent cx="731520" cy="292608"/>
-                  <wp:docPr id="6" name="Picture 6"/>
+                  <wp:docPr id="7" name="Picture 7"/>
                   <wp:cNvGraphicFramePr>
                     <a:graphicFrameLocks noChangeAspect="1"/>
                   </wp:cNvGraphicFramePr>
@@ -1669,7 +1696,7 @@
                           <pic:cNvPicPr/>
                         </pic:nvPicPr>
                         <pic:blipFill>
-                          <a:blip r:embed="rId14"/>
+                          <a:blip r:embed="rId15"/>
                           <a:stretch>
                             <a:fillRect/>
                           </a:stretch>
@@ -1731,7 +1758,7 @@
                 <w:b/>
                 <w:sz w:val="17"/>
               </w:rPr>
-              <w:t>JADER ANDRES CHIMUNJA JIMÉNEZ</w:t>
+              <w:t>Daniel Andres Quintero Sandoval</w:t>
             </w:r>
           </w:p>
         </w:tc>
@@ -1754,7 +1781,7 @@
               <w:rPr>
                 <w:sz w:val="17"/>
               </w:rPr>
-              <w:t>ELE120241062</w:t>
+              <w:t>1130657578</w:t>
             </w:r>
           </w:p>
         </w:tc>
@@ -1777,7 +1804,7 @@
               <w:rPr>
                 <w:sz w:val="17"/>
               </w:rPr>
-              <w:t>3183956559</w:t>
+              <w:t>3124805685</w:t>
             </w:r>
           </w:p>
         </w:tc>
@@ -1800,7 +1827,7 @@
               <w:drawing>
                 <wp:inline xmlns:a="http://schemas.openxmlformats.org/drawingml/2006/main" xmlns:pic="http://schemas.openxmlformats.org/drawingml/2006/picture">
                   <wp:extent cx="731520" cy="292608"/>
-                  <wp:docPr id="7" name="Picture 7"/>
+                  <wp:docPr id="8" name="Picture 8"/>
                   <wp:cNvGraphicFramePr>
                     <a:graphicFrameLocks noChangeAspect="1"/>
                   </wp:cNvGraphicFramePr>
@@ -1812,7 +1839,7 @@
                           <pic:cNvPicPr/>
                         </pic:nvPicPr>
                         <pic:blipFill>
-                          <a:blip r:embed="rId15"/>
+                          <a:blip r:embed="rId16"/>
                           <a:stretch>
                             <a:fillRect/>
                           </a:stretch>
@@ -1874,7 +1901,7 @@
                 <w:b/>
                 <w:sz w:val="17"/>
               </w:rPr>
-              <w:t>Edwin Ramírez</w:t>
+              <w:t>JADER ANDRES CHIMUNJA JIMÉNEZ</w:t>
             </w:r>
           </w:p>
         </w:tc>
@@ -1897,7 +1924,7 @@
               <w:rPr>
                 <w:sz w:val="17"/>
               </w:rPr>
-              <w:t>1079508255</w:t>
+              <w:t>ELE120241062</w:t>
             </w:r>
           </w:p>
         </w:tc>
@@ -1920,7 +1947,7 @@
               <w:rPr>
                 <w:sz w:val="17"/>
               </w:rPr>
-              <w:t>3135112412</w:t>
+              <w:t>3183956559</w:t>
             </w:r>
           </w:p>
         </w:tc>
@@ -1940,11 +1967,38 @@
               <w:jc w:val="center"/>
             </w:pPr>
             <w:r>
-              <w:rPr>
-                <w:color w:val="A0A0A0"/>
-                <w:sz w:val="15"/>
-              </w:rPr>
-              <w:t>____________________</w:t>
+              <w:drawing>
+                <wp:inline xmlns:a="http://schemas.openxmlformats.org/drawingml/2006/main" xmlns:pic="http://schemas.openxmlformats.org/drawingml/2006/picture">
+                  <wp:extent cx="731520" cy="292608"/>
+                  <wp:docPr id="9" name="Picture 9"/>
+                  <wp:cNvGraphicFramePr>
+                    <a:graphicFrameLocks noChangeAspect="1"/>
+                  </wp:cNvGraphicFramePr>
+                  <a:graphic>
+                    <a:graphicData uri="http://schemas.openxmlformats.org/drawingml/2006/picture">
+                      <pic:pic>
+                        <pic:nvPicPr>
+                          <pic:cNvPr id="0" name="image.png"/>
+                          <pic:cNvPicPr/>
+                        </pic:nvPicPr>
+                        <pic:blipFill>
+                          <a:blip r:embed="rId17"/>
+                          <a:stretch>
+                            <a:fillRect/>
+                          </a:stretch>
+                        </pic:blipFill>
+                        <pic:spPr>
+                          <a:xfrm>
+                            <a:off x="0" y="0"/>
+                            <a:ext cx="731520" cy="292608"/>
+                          </a:xfrm>
+                          <a:prstGeom prst="rect"/>
+                        </pic:spPr>
+                      </pic:pic>
+                    </a:graphicData>
+                  </a:graphic>
+                </wp:inline>
+              </w:drawing>
             </w:r>
           </w:p>
         </w:tc>
@@ -1990,7 +2044,7 @@
                 <w:b/>
                 <w:sz w:val="17"/>
               </w:rPr>
-              <w:t>Alex Ricardo Perdomo Restrepo</w:t>
+              <w:t>Edwin Ramírez</w:t>
             </w:r>
           </w:p>
         </w:tc>
@@ -2013,7 +2067,7 @@
               <w:rPr>
                 <w:sz w:val="17"/>
               </w:rPr>
-              <w:t>1234640185</w:t>
+              <w:t>1079508255</w:t>
             </w:r>
           </w:p>
         </w:tc>
@@ -2036,7 +2090,7 @@
               <w:rPr>
                 <w:sz w:val="17"/>
               </w:rPr>
-              <w:t>3153427115</w:t>
+              <w:t>3135112412</w:t>
             </w:r>
           </w:p>
         </w:tc>
@@ -2056,11 +2110,38 @@
               <w:jc w:val="center"/>
             </w:pPr>
             <w:r>
-              <w:rPr>
-                <w:color w:val="A0A0A0"/>
-                <w:sz w:val="15"/>
-              </w:rPr>
-              <w:t>____________________</w:t>
+              <w:drawing>
+                <wp:inline xmlns:a="http://schemas.openxmlformats.org/drawingml/2006/main" xmlns:pic="http://schemas.openxmlformats.org/drawingml/2006/picture">
+                  <wp:extent cx="731520" cy="292608"/>
+                  <wp:docPr id="10" name="Picture 10"/>
+                  <wp:cNvGraphicFramePr>
+                    <a:graphicFrameLocks noChangeAspect="1"/>
+                  </wp:cNvGraphicFramePr>
+                  <a:graphic>
+                    <a:graphicData uri="http://schemas.openxmlformats.org/drawingml/2006/picture">
+                      <pic:pic>
+                        <pic:nvPicPr>
+                          <pic:cNvPr id="0" name="image.png"/>
+                          <pic:cNvPicPr/>
+                        </pic:nvPicPr>
+                        <pic:blipFill>
+                          <a:blip r:embed="rId18"/>
+                          <a:stretch>
+                            <a:fillRect/>
+                          </a:stretch>
+                        </pic:blipFill>
+                        <pic:spPr>
+                          <a:xfrm>
+                            <a:off x="0" y="0"/>
+                            <a:ext cx="731520" cy="292608"/>
+                          </a:xfrm>
+                          <a:prstGeom prst="rect"/>
+                        </pic:spPr>
+                      </pic:pic>
+                    </a:graphicData>
+                  </a:graphic>
+                </wp:inline>
+              </w:drawing>
             </w:r>
           </w:p>
         </w:tc>
@@ -2106,7 +2187,7 @@
                 <w:b/>
                 <w:sz w:val="17"/>
               </w:rPr>
-              <w:t>John jairo Sánchez garcia</w:t>
+              <w:t>Alex Ricardo Perdomo Restrepo</w:t>
             </w:r>
           </w:p>
         </w:tc>
@@ -2129,7 +2210,7 @@
               <w:rPr>
                 <w:sz w:val="17"/>
               </w:rPr>
-              <w:t>79843323</w:t>
+              <w:t>1234640185</w:t>
             </w:r>
           </w:p>
         </w:tc>
@@ -2152,7 +2233,7 @@
               <w:rPr>
                 <w:sz w:val="17"/>
               </w:rPr>
-              <w:t>3108505201</w:t>
+              <w:t>3153427115</w:t>
             </w:r>
           </w:p>
         </w:tc>
@@ -2174,8 +2255,8 @@
             <w:r>
               <w:drawing>
                 <wp:inline xmlns:a="http://schemas.openxmlformats.org/drawingml/2006/main" xmlns:pic="http://schemas.openxmlformats.org/drawingml/2006/picture">
-                  <wp:extent cx="1370333" cy="292608"/>
-                  <wp:docPr id="8" name="Picture 8"/>
+                  <wp:extent cx="731520" cy="292608"/>
+                  <wp:docPr id="11" name="Picture 11"/>
                   <wp:cNvGraphicFramePr>
                     <a:graphicFrameLocks noChangeAspect="1"/>
                   </wp:cNvGraphicFramePr>
@@ -2187,7 +2268,7 @@
                           <pic:cNvPicPr/>
                         </pic:nvPicPr>
                         <pic:blipFill>
-                          <a:blip r:embed="rId16"/>
+                          <a:blip r:embed="rId19"/>
                           <a:stretch>
                             <a:fillRect/>
                           </a:stretch>
@@ -2195,7 +2276,7 @@
                         <pic:spPr>
                           <a:xfrm>
                             <a:off x="0" y="0"/>
-                            <a:ext cx="1370333" cy="292608"/>
+                            <a:ext cx="731520" cy="292608"/>
                           </a:xfrm>
                           <a:prstGeom prst="rect"/>
                         </pic:spPr>
@@ -2249,7 +2330,7 @@
                 <w:b/>
                 <w:sz w:val="17"/>
               </w:rPr>
-              <w:t>ANDERSON RIVAS</w:t>
+              <w:t>John jairo Sánchez garcia</w:t>
             </w:r>
           </w:p>
         </w:tc>
@@ -2272,7 +2353,7 @@
               <w:rPr>
                 <w:sz w:val="17"/>
               </w:rPr>
-              <w:t>1110536709</w:t>
+              <w:t>79843323</w:t>
             </w:r>
           </w:p>
         </w:tc>
@@ -2295,7 +2376,7 @@
               <w:rPr>
                 <w:sz w:val="17"/>
               </w:rPr>
-              <w:t>3016183165</w:t>
+              <w:t>3108505201</w:t>
             </w:r>
           </w:p>
         </w:tc>
@@ -2317,8 +2398,8 @@
             <w:r>
               <w:drawing>
                 <wp:inline xmlns:a="http://schemas.openxmlformats.org/drawingml/2006/main" xmlns:pic="http://schemas.openxmlformats.org/drawingml/2006/picture">
-                  <wp:extent cx="731520" cy="292608"/>
-                  <wp:docPr id="9" name="Picture 9"/>
+                  <wp:extent cx="1370333" cy="292608"/>
+                  <wp:docPr id="12" name="Picture 12"/>
                   <wp:cNvGraphicFramePr>
                     <a:graphicFrameLocks noChangeAspect="1"/>
                   </wp:cNvGraphicFramePr>
@@ -2330,7 +2411,7 @@
                           <pic:cNvPicPr/>
                         </pic:nvPicPr>
                         <pic:blipFill>
-                          <a:blip r:embed="rId17"/>
+                          <a:blip r:embed="rId20"/>
                           <a:stretch>
                             <a:fillRect/>
                           </a:stretch>
@@ -2338,7 +2419,7 @@
                         <pic:spPr>
                           <a:xfrm>
                             <a:off x="0" y="0"/>
-                            <a:ext cx="731520" cy="292608"/>
+                            <a:ext cx="1370333" cy="292608"/>
                           </a:xfrm>
                           <a:prstGeom prst="rect"/>
                         </pic:spPr>
@@ -2392,7 +2473,7 @@
                 <w:b/>
                 <w:sz w:val="17"/>
               </w:rPr>
-              <w:t>Yessica Andrea Triana Jaime</w:t>
+              <w:t>ANDERSON RIVAS</w:t>
             </w:r>
           </w:p>
         </w:tc>
@@ -2415,7 +2496,7 @@
               <w:rPr>
                 <w:sz w:val="17"/>
               </w:rPr>
-              <w:t>1083903194</w:t>
+              <w:t>1110536709</w:t>
             </w:r>
           </w:p>
         </w:tc>
@@ -2438,7 +2519,7 @@
               <w:rPr>
                 <w:sz w:val="17"/>
               </w:rPr>
-              <w:t>3138468363</w:t>
+              <w:t>3016183165</w:t>
             </w:r>
           </w:p>
         </w:tc>
@@ -2461,7 +2542,7 @@
               <w:drawing>
                 <wp:inline xmlns:a="http://schemas.openxmlformats.org/drawingml/2006/main" xmlns:pic="http://schemas.openxmlformats.org/drawingml/2006/picture">
                   <wp:extent cx="731520" cy="292608"/>
-                  <wp:docPr id="10" name="Picture 10"/>
+                  <wp:docPr id="13" name="Picture 13"/>
                   <wp:cNvGraphicFramePr>
                     <a:graphicFrameLocks noChangeAspect="1"/>
                   </wp:cNvGraphicFramePr>
@@ -2473,7 +2554,7 @@
                           <pic:cNvPicPr/>
                         </pic:nvPicPr>
                         <pic:blipFill>
-                          <a:blip r:embed="rId18"/>
+                          <a:blip r:embed="rId21"/>
                           <a:stretch>
                             <a:fillRect/>
                           </a:stretch>
@@ -2535,7 +2616,7 @@
                 <w:b/>
                 <w:sz w:val="17"/>
               </w:rPr>
-              <w:t>Yonier Castillo Mamian</w:t>
+              <w:t>Yessica Andrea Triana Jaime</w:t>
             </w:r>
           </w:p>
         </w:tc>
@@ -2558,7 +2639,7 @@
               <w:rPr>
                 <w:sz w:val="17"/>
               </w:rPr>
-              <w:t>1007393163</w:t>
+              <w:t>1083903194</w:t>
             </w:r>
           </w:p>
         </w:tc>
@@ -2581,7 +2662,7 @@
               <w:rPr>
                 <w:sz w:val="17"/>
               </w:rPr>
-              <w:t>3146332975</w:t>
+              <w:t>3138468363</w:t>
             </w:r>
           </w:p>
         </w:tc>
@@ -2604,7 +2685,7 @@
               <w:drawing>
                 <wp:inline xmlns:a="http://schemas.openxmlformats.org/drawingml/2006/main" xmlns:pic="http://schemas.openxmlformats.org/drawingml/2006/picture">
                   <wp:extent cx="731520" cy="292608"/>
-                  <wp:docPr id="11" name="Picture 11"/>
+                  <wp:docPr id="14" name="Picture 14"/>
                   <wp:cNvGraphicFramePr>
                     <a:graphicFrameLocks noChangeAspect="1"/>
                   </wp:cNvGraphicFramePr>
@@ -2616,7 +2697,7 @@
                           <pic:cNvPicPr/>
                         </pic:nvPicPr>
                         <pic:blipFill>
-                          <a:blip r:embed="rId19"/>
+                          <a:blip r:embed="rId22"/>
                           <a:stretch>
                             <a:fillRect/>
                           </a:stretch>
@@ -2678,7 +2759,7 @@
                 <w:b/>
                 <w:sz w:val="17"/>
               </w:rPr>
-              <w:t>Yamid René Potosí</w:t>
+              <w:t>Yonier Castillo Mamian</w:t>
             </w:r>
           </w:p>
         </w:tc>
@@ -2701,7 +2782,7 @@
               <w:rPr>
                 <w:sz w:val="17"/>
               </w:rPr>
-              <w:t>1063808522</w:t>
+              <w:t>1007393163</w:t>
             </w:r>
           </w:p>
         </w:tc>
@@ -2724,7 +2805,7 @@
               <w:rPr>
                 <w:sz w:val="17"/>
               </w:rPr>
-              <w:t>3042230424</w:t>
+              <w:t>3146332975</w:t>
             </w:r>
           </w:p>
         </w:tc>
@@ -2747,7 +2828,7 @@
               <w:drawing>
                 <wp:inline xmlns:a="http://schemas.openxmlformats.org/drawingml/2006/main" xmlns:pic="http://schemas.openxmlformats.org/drawingml/2006/picture">
                   <wp:extent cx="731520" cy="292608"/>
-                  <wp:docPr id="12" name="Picture 12"/>
+                  <wp:docPr id="15" name="Picture 15"/>
                   <wp:cNvGraphicFramePr>
                     <a:graphicFrameLocks noChangeAspect="1"/>
                   </wp:cNvGraphicFramePr>
@@ -2759,7 +2840,150 @@
                           <pic:cNvPicPr/>
                         </pic:nvPicPr>
                         <pic:blipFill>
-                          <a:blip r:embed="rId20"/>
+                          <a:blip r:embed="rId23"/>
+                          <a:stretch>
+                            <a:fillRect/>
+                          </a:stretch>
+                        </pic:blipFill>
+                        <pic:spPr>
+                          <a:xfrm>
+                            <a:off x="0" y="0"/>
+                            <a:ext cx="731520" cy="292608"/>
+                          </a:xfrm>
+                          <a:prstGeom prst="rect"/>
+                        </pic:spPr>
+                      </pic:pic>
+                    </a:graphicData>
+                  </a:graphic>
+                </wp:inline>
+              </w:drawing>
+            </w:r>
+          </w:p>
+        </w:tc>
+      </w:tr>
+      <w:tr>
+        <w:tc>
+          <w:tcPr>
+            <w:tcW w:type="dxa" w:w="576"/>
+            <w:tcMar>
+              <w:top w:w="100" w:type="dxa"/>
+              <w:bottom w:w="100" w:type="dxa"/>
+              <w:left w:w="80" w:type="dxa"/>
+              <w:right w:w="80" w:type="dxa"/>
+            </w:tcMar>
+            <w:shd w:fill="F9FAF8"/>
+          </w:tcPr>
+          <w:p>
+            <w:pPr>
+              <w:jc w:val="center"/>
+            </w:pPr>
+            <w:r>
+              <w:rPr>
+                <w:sz w:val="17"/>
+              </w:rPr>
+              <w:t>20</w:t>
+            </w:r>
+          </w:p>
+        </w:tc>
+        <w:tc>
+          <w:tcPr>
+            <w:tcW w:type="dxa" w:w="3312"/>
+            <w:tcMar>
+              <w:top w:w="100" w:type="dxa"/>
+              <w:bottom w:w="100" w:type="dxa"/>
+              <w:left w:w="80" w:type="dxa"/>
+              <w:right w:w="80" w:type="dxa"/>
+            </w:tcMar>
+            <w:shd w:fill="F9FAF8"/>
+          </w:tcPr>
+          <w:p>
+            <w:r>
+              <w:rPr>
+                <w:b/>
+                <w:sz w:val="17"/>
+              </w:rPr>
+              <w:t>Yamid René Potosí</w:t>
+            </w:r>
+          </w:p>
+        </w:tc>
+        <w:tc>
+          <w:tcPr>
+            <w:tcW w:type="dxa" w:w="1728"/>
+            <w:tcMar>
+              <w:top w:w="100" w:type="dxa"/>
+              <w:bottom w:w="100" w:type="dxa"/>
+              <w:left w:w="80" w:type="dxa"/>
+              <w:right w:w="80" w:type="dxa"/>
+            </w:tcMar>
+            <w:shd w:fill="F9FAF8"/>
+          </w:tcPr>
+          <w:p>
+            <w:pPr>
+              <w:jc w:val="center"/>
+            </w:pPr>
+            <w:r>
+              <w:rPr>
+                <w:sz w:val="17"/>
+              </w:rPr>
+              <w:t>1063808522</w:t>
+            </w:r>
+          </w:p>
+        </w:tc>
+        <w:tc>
+          <w:tcPr>
+            <w:tcW w:type="dxa" w:w="1584"/>
+            <w:tcMar>
+              <w:top w:w="100" w:type="dxa"/>
+              <w:bottom w:w="100" w:type="dxa"/>
+              <w:left w:w="80" w:type="dxa"/>
+              <w:right w:w="80" w:type="dxa"/>
+            </w:tcMar>
+            <w:shd w:fill="F9FAF8"/>
+          </w:tcPr>
+          <w:p>
+            <w:pPr>
+              <w:jc w:val="center"/>
+            </w:pPr>
+            <w:r>
+              <w:rPr>
+                <w:sz w:val="17"/>
+              </w:rPr>
+              <w:t>3042230424</w:t>
+            </w:r>
+          </w:p>
+        </w:tc>
+        <w:tc>
+          <w:tcPr>
+            <w:tcW w:type="dxa" w:w="2592"/>
+            <w:tcMar>
+              <w:top w:w="100" w:type="dxa"/>
+              <w:bottom w:w="100" w:type="dxa"/>
+              <w:left w:w="80" w:type="dxa"/>
+              <w:right w:w="80" w:type="dxa"/>
+            </w:tcMar>
+            <w:shd w:fill="F9FAF8"/>
+          </w:tcPr>
+          <w:p>
+            <w:pPr>
+              <w:jc w:val="center"/>
+            </w:pPr>
+            <w:r>
+              <w:drawing>
+                <wp:inline xmlns:a="http://schemas.openxmlformats.org/drawingml/2006/main" xmlns:pic="http://schemas.openxmlformats.org/drawingml/2006/picture">
+                  <wp:extent cx="731520" cy="292608"/>
+                  <wp:docPr id="16" name="Picture 16"/>
+                  <wp:cNvGraphicFramePr>
+                    <a:graphicFrameLocks noChangeAspect="1"/>
+                  </wp:cNvGraphicFramePr>
+                  <a:graphic>
+                    <a:graphicData uri="http://schemas.openxmlformats.org/drawingml/2006/picture">
+                      <pic:pic>
+                        <pic:nvPicPr>
+                          <pic:cNvPr id="0" name="image.png"/>
+                          <pic:cNvPicPr/>
+                        </pic:nvPicPr>
+                        <pic:blipFill>
+                          <a:blip r:embed="rId24"/>
                           <a:stretch>
                             <a:fillRect/>
                           </a:stretch>

--- a/cartas_solicitud/Carta_Solicitud_ELE0300743_OPERACIONES_Y_MANTENIMIENTO_II.docx
+++ b/cartas_solicitud/Carta_Solicitud_ELE0300743_OPERACIONES_Y_MANTENIMIENTO_II.docx
@@ -3016,9 +3016,70 @@
         <w:t>Atentamente,</w:t>
         <w:br/>
         <w:br/>
-        <w:t>ESTUDIANTES SOLICITANTES DE INGENIERÍA ELÉCTRICA</w:t>
+      </w:r>
+      <w:r>
+        <w:drawing>
+          <wp:inline xmlns:a="http://schemas.openxmlformats.org/drawingml/2006/main" xmlns:pic="http://schemas.openxmlformats.org/drawingml/2006/picture">
+            <wp:extent cx="1214524" cy="438912"/>
+            <wp:docPr id="17" name="Picture 17"/>
+            <wp:cNvGraphicFramePr>
+              <a:graphicFrameLocks noChangeAspect="1"/>
+            </wp:cNvGraphicFramePr>
+            <a:graphic>
+              <a:graphicData uri="http://schemas.openxmlformats.org/drawingml/2006/picture">
+                <pic:pic>
+                  <pic:nvPicPr>
+                    <pic:cNvPr id="0" name="image.png"/>
+                    <pic:cNvPicPr/>
+                  </pic:nvPicPr>
+                  <pic:blipFill>
+                    <a:blip r:embed="rId25"/>
+                    <a:stretch>
+                      <a:fillRect/>
+                    </a:stretch>
+                  </pic:blipFill>
+                  <pic:spPr>
+                    <a:xfrm>
+                      <a:off x="0" y="0"/>
+                      <a:ext cx="1214524" cy="438912"/>
+                    </a:xfrm>
+                    <a:prstGeom prst="rect"/>
+                  </pic:spPr>
+                </pic:pic>
+              </a:graphicData>
+            </a:graphic>
+          </wp:inline>
+        </w:drawing>
+      </w:r>
+      <w:r>
+        <w:br/>
+      </w:r>
+      <w:r>
+        <w:rPr>
+          <w:b/>
+          <w:color w:val="043D1A"/>
+          <w:sz w:val="20"/>
+        </w:rPr>
+        <w:t>CARMELO SANJUANES</w:t>
+        <w:br/>
+      </w:r>
+      <w:r>
+        <w:rPr>
+          <w:color w:val="323232"/>
+          <w:sz w:val="18"/>
+        </w:rPr>
+        <w:t>Representante Estudiantil - Ingeniería Eléctrica</w:t>
         <w:br/>
         <w:t>Fundación Escuela Tecnológica de Neiva "Jesús Oviedo Pérez" - FET</w:t>
+        <w:br/>
+      </w:r>
+      <w:r>
+        <w:rPr>
+          <w:i/>
+          <w:color w:val="065F46"/>
+          <w:sz w:val="17"/>
+        </w:rPr>
+        <w:t>(Carta Oficialmente Respaldada con 16 firmas estudiantiles)</w:t>
       </w:r>
     </w:p>
     <w:sectPr>

--- a/cartas_solicitud/Carta_Solicitud_ELE0300743_OPERACIONES_Y_MANTENIMIENTO_II.docx
+++ b/cartas_solicitud/Carta_Solicitud_ELE0300743_OPERACIONES_Y_MANTENIMIENTO_II.docx
@@ -11,7 +11,7 @@
           <w:color w:val="646464"/>
           <w:sz w:val="20"/>
         </w:rPr>
-        <w:t>Neiva, Huila, 25 de octubre de 2026</w:t>
+        <w:t>Neiva, Huila, 26 de octubre de 2026</w:t>
         <w:br/>
       </w:r>
     </w:p>
@@ -88,7 +88,7 @@
         <w:br/>
         <w:t>• Semestre del Plan de Estudios: Semestre 9°</w:t>
         <w:br/>
-        <w:t>• Total de Estudiantes Solicitantes Preinscritos: 20 estudiantes</w:t>
+        <w:t>• Total de Estudiantes Solicitantes Preinscritos: 21 estudiantes</w:t>
       </w:r>
     </w:p>
     <w:p>
@@ -97,7 +97,7 @@
         <w:jc w:val="both"/>
       </w:pPr>
       <w:r>
-        <w:t>Manifestamos nuestro compromiso formal de matrícula y cumplimiento con los requerimientos académicos y arancelarios correspondientes al curso vacacional. Dado que contamos con un grupo sólido de 20 estudiantes interesados (superando el cupo mínimo requerido de 10 estudiantes), solicitamos su valiosa gestión ante la Coordinación Académica y la Dirección de Programa para su respectiva aprobación, asignación docente y programación de horarios.</w:t>
+        <w:t>Manifestamos nuestro compromiso formal de matrícula y cumplimiento con los requerimientos académicos y arancelarios correspondientes al curso vacacional. Dado que contamos con un grupo sólido de 21 estudiantes interesados (superando el cupo mínimo requerido de 10 estudiantes), solicitamos su valiosa gestión ante la Coordinación Académica y la Dirección de Programa para su respectiva aprobación, asignación docente y programación de horarios.</w:t>
       </w:r>
     </w:p>
     <w:p>
@@ -1758,7 +1758,7 @@
                 <w:b/>
                 <w:sz w:val="17"/>
               </w:rPr>
-              <w:t>Daniel Andres Quintero Sandoval</w:t>
+              <w:t>Hector enrique quevedo tovar</w:t>
             </w:r>
           </w:p>
         </w:tc>
@@ -1781,7 +1781,7 @@
               <w:rPr>
                 <w:sz w:val="17"/>
               </w:rPr>
-              <w:t>1130657578</w:t>
+              <w:t>ELE022242026</w:t>
             </w:r>
           </w:p>
         </w:tc>
@@ -1804,7 +1804,7 @@
               <w:rPr>
                 <w:sz w:val="17"/>
               </w:rPr>
-              <w:t>3124805685</w:t>
+              <w:t>3183507777</w:t>
             </w:r>
           </w:p>
         </w:tc>
@@ -1901,7 +1901,7 @@
                 <w:b/>
                 <w:sz w:val="17"/>
               </w:rPr>
-              <w:t>JADER ANDRES CHIMUNJA JIMÉNEZ</w:t>
+              <w:t>Daniel Andres Quintero Sandoval</w:t>
             </w:r>
           </w:p>
         </w:tc>
@@ -1924,7 +1924,7 @@
               <w:rPr>
                 <w:sz w:val="17"/>
               </w:rPr>
-              <w:t>ELE120241062</w:t>
+              <w:t>1130657578</w:t>
             </w:r>
           </w:p>
         </w:tc>
@@ -1947,7 +1947,7 @@
               <w:rPr>
                 <w:sz w:val="17"/>
               </w:rPr>
-              <w:t>3183956559</w:t>
+              <w:t>3124805685</w:t>
             </w:r>
           </w:p>
         </w:tc>
@@ -2044,7 +2044,7 @@
                 <w:b/>
                 <w:sz w:val="17"/>
               </w:rPr>
-              <w:t>Edwin Ramírez</w:t>
+              <w:t>JADER ANDRES CHIMUNJA JIMÉNEZ</w:t>
             </w:r>
           </w:p>
         </w:tc>
@@ -2067,7 +2067,7 @@
               <w:rPr>
                 <w:sz w:val="17"/>
               </w:rPr>
-              <w:t>1079508255</w:t>
+              <w:t>ELE120241062</w:t>
             </w:r>
           </w:p>
         </w:tc>
@@ -2090,7 +2090,7 @@
               <w:rPr>
                 <w:sz w:val="17"/>
               </w:rPr>
-              <w:t>3135112412</w:t>
+              <w:t>3183956559</w:t>
             </w:r>
           </w:p>
         </w:tc>
@@ -2187,7 +2187,7 @@
                 <w:b/>
                 <w:sz w:val="17"/>
               </w:rPr>
-              <w:t>Alex Ricardo Perdomo Restrepo</w:t>
+              <w:t>Edwin Ramírez</w:t>
             </w:r>
           </w:p>
         </w:tc>
@@ -2210,7 +2210,7 @@
               <w:rPr>
                 <w:sz w:val="17"/>
               </w:rPr>
-              <w:t>1234640185</w:t>
+              <w:t>1079508255</w:t>
             </w:r>
           </w:p>
         </w:tc>
@@ -2233,7 +2233,7 @@
               <w:rPr>
                 <w:sz w:val="17"/>
               </w:rPr>
-              <w:t>3153427115</w:t>
+              <w:t>3135112412</w:t>
             </w:r>
           </w:p>
         </w:tc>
@@ -2330,7 +2330,7 @@
                 <w:b/>
                 <w:sz w:val="17"/>
               </w:rPr>
-              <w:t>John jairo Sánchez garcia</w:t>
+              <w:t>Alex Ricardo Perdomo Restrepo</w:t>
             </w:r>
           </w:p>
         </w:tc>
@@ -2353,7 +2353,7 @@
               <w:rPr>
                 <w:sz w:val="17"/>
               </w:rPr>
-              <w:t>79843323</w:t>
+              <w:t>1234640185</w:t>
             </w:r>
           </w:p>
         </w:tc>
@@ -2376,7 +2376,7 @@
               <w:rPr>
                 <w:sz w:val="17"/>
               </w:rPr>
-              <w:t>3108505201</w:t>
+              <w:t>3153427115</w:t>
             </w:r>
           </w:p>
         </w:tc>
@@ -2398,7 +2398,7 @@
             <w:r>
               <w:drawing>
                 <wp:inline xmlns:a="http://schemas.openxmlformats.org/drawingml/2006/main" xmlns:pic="http://schemas.openxmlformats.org/drawingml/2006/picture">
-                  <wp:extent cx="1370333" cy="292608"/>
+                  <wp:extent cx="731520" cy="292608"/>
                   <wp:docPr id="12" name="Picture 12"/>
                   <wp:cNvGraphicFramePr>
                     <a:graphicFrameLocks noChangeAspect="1"/>
@@ -2419,7 +2419,7 @@
                         <pic:spPr>
                           <a:xfrm>
                             <a:off x="0" y="0"/>
-                            <a:ext cx="1370333" cy="292608"/>
+                            <a:ext cx="731520" cy="292608"/>
                           </a:xfrm>
                           <a:prstGeom prst="rect"/>
                         </pic:spPr>
@@ -2473,7 +2473,7 @@
                 <w:b/>
                 <w:sz w:val="17"/>
               </w:rPr>
-              <w:t>ANDERSON RIVAS</w:t>
+              <w:t>John jairo Sánchez garcia</w:t>
             </w:r>
           </w:p>
         </w:tc>
@@ -2496,7 +2496,7 @@
               <w:rPr>
                 <w:sz w:val="17"/>
               </w:rPr>
-              <w:t>1110536709</w:t>
+              <w:t>79843323</w:t>
             </w:r>
           </w:p>
         </w:tc>
@@ -2519,7 +2519,7 @@
               <w:rPr>
                 <w:sz w:val="17"/>
               </w:rPr>
-              <w:t>3016183165</w:t>
+              <w:t>3108505201</w:t>
             </w:r>
           </w:p>
         </w:tc>
@@ -2541,7 +2541,7 @@
             <w:r>
               <w:drawing>
                 <wp:inline xmlns:a="http://schemas.openxmlformats.org/drawingml/2006/main" xmlns:pic="http://schemas.openxmlformats.org/drawingml/2006/picture">
-                  <wp:extent cx="731520" cy="292608"/>
+                  <wp:extent cx="1370333" cy="292608"/>
                   <wp:docPr id="13" name="Picture 13"/>
                   <wp:cNvGraphicFramePr>
                     <a:graphicFrameLocks noChangeAspect="1"/>
@@ -2562,7 +2562,7 @@
                         <pic:spPr>
                           <a:xfrm>
                             <a:off x="0" y="0"/>
-                            <a:ext cx="731520" cy="292608"/>
+                            <a:ext cx="1370333" cy="292608"/>
                           </a:xfrm>
                           <a:prstGeom prst="rect"/>
                         </pic:spPr>
@@ -2616,7 +2616,7 @@
                 <w:b/>
                 <w:sz w:val="17"/>
               </w:rPr>
-              <w:t>Yessica Andrea Triana Jaime</w:t>
+              <w:t>ANDERSON RIVAS</w:t>
             </w:r>
           </w:p>
         </w:tc>
@@ -2639,7 +2639,7 @@
               <w:rPr>
                 <w:sz w:val="17"/>
               </w:rPr>
-              <w:t>1083903194</w:t>
+              <w:t>1110536709</w:t>
             </w:r>
           </w:p>
         </w:tc>
@@ -2662,7 +2662,7 @@
               <w:rPr>
                 <w:sz w:val="17"/>
               </w:rPr>
-              <w:t>3138468363</w:t>
+              <w:t>3016183165</w:t>
             </w:r>
           </w:p>
         </w:tc>
@@ -2759,7 +2759,7 @@
                 <w:b/>
                 <w:sz w:val="17"/>
               </w:rPr>
-              <w:t>Yonier Castillo Mamian</w:t>
+              <w:t>Yessica Andrea Triana Jaime</w:t>
             </w:r>
           </w:p>
         </w:tc>
@@ -2782,7 +2782,7 @@
               <w:rPr>
                 <w:sz w:val="17"/>
               </w:rPr>
-              <w:t>1007393163</w:t>
+              <w:t>1083903194</w:t>
             </w:r>
           </w:p>
         </w:tc>
@@ -2805,7 +2805,7 @@
               <w:rPr>
                 <w:sz w:val="17"/>
               </w:rPr>
-              <w:t>3146332975</w:t>
+              <w:t>3138468363</w:t>
             </w:r>
           </w:p>
         </w:tc>
@@ -2902,7 +2902,7 @@
                 <w:b/>
                 <w:sz w:val="17"/>
               </w:rPr>
-              <w:t>Yamid René Potosí</w:t>
+              <w:t>Yonier Castillo Mamian</w:t>
             </w:r>
           </w:p>
         </w:tc>
@@ -2925,7 +2925,7 @@
               <w:rPr>
                 <w:sz w:val="17"/>
               </w:rPr>
-              <w:t>1063808522</w:t>
+              <w:t>1007393163</w:t>
             </w:r>
           </w:p>
         </w:tc>
@@ -2948,7 +2948,7 @@
               <w:rPr>
                 <w:sz w:val="17"/>
               </w:rPr>
-              <w:t>3042230424</w:t>
+              <w:t>3146332975</w:t>
             </w:r>
           </w:p>
         </w:tc>
@@ -3004,6 +3004,149 @@
           </w:p>
         </w:tc>
       </w:tr>
+      <w:tr>
+        <w:tc>
+          <w:tcPr>
+            <w:tcW w:type="dxa" w:w="576"/>
+            <w:tcMar>
+              <w:top w:w="100" w:type="dxa"/>
+              <w:bottom w:w="100" w:type="dxa"/>
+              <w:left w:w="80" w:type="dxa"/>
+              <w:right w:w="80" w:type="dxa"/>
+            </w:tcMar>
+            <w:shd w:fill="FFFFFF"/>
+          </w:tcPr>
+          <w:p>
+            <w:pPr>
+              <w:jc w:val="center"/>
+            </w:pPr>
+            <w:r>
+              <w:rPr>
+                <w:sz w:val="17"/>
+              </w:rPr>
+              <w:t>21</w:t>
+            </w:r>
+          </w:p>
+        </w:tc>
+        <w:tc>
+          <w:tcPr>
+            <w:tcW w:type="dxa" w:w="3312"/>
+            <w:tcMar>
+              <w:top w:w="100" w:type="dxa"/>
+              <w:bottom w:w="100" w:type="dxa"/>
+              <w:left w:w="80" w:type="dxa"/>
+              <w:right w:w="80" w:type="dxa"/>
+            </w:tcMar>
+            <w:shd w:fill="FFFFFF"/>
+          </w:tcPr>
+          <w:p>
+            <w:r>
+              <w:rPr>
+                <w:b/>
+                <w:sz w:val="17"/>
+              </w:rPr>
+              <w:t>Yamid René Potosí</w:t>
+            </w:r>
+          </w:p>
+        </w:tc>
+        <w:tc>
+          <w:tcPr>
+            <w:tcW w:type="dxa" w:w="1728"/>
+            <w:tcMar>
+              <w:top w:w="100" w:type="dxa"/>
+              <w:bottom w:w="100" w:type="dxa"/>
+              <w:left w:w="80" w:type="dxa"/>
+              <w:right w:w="80" w:type="dxa"/>
+            </w:tcMar>
+            <w:shd w:fill="FFFFFF"/>
+          </w:tcPr>
+          <w:p>
+            <w:pPr>
+              <w:jc w:val="center"/>
+            </w:pPr>
+            <w:r>
+              <w:rPr>
+                <w:sz w:val="17"/>
+              </w:rPr>
+              <w:t>1063808522</w:t>
+            </w:r>
+          </w:p>
+        </w:tc>
+        <w:tc>
+          <w:tcPr>
+            <w:tcW w:type="dxa" w:w="1584"/>
+            <w:tcMar>
+              <w:top w:w="100" w:type="dxa"/>
+              <w:bottom w:w="100" w:type="dxa"/>
+              <w:left w:w="80" w:type="dxa"/>
+              <w:right w:w="80" w:type="dxa"/>
+            </w:tcMar>
+            <w:shd w:fill="FFFFFF"/>
+          </w:tcPr>
+          <w:p>
+            <w:pPr>
+              <w:jc w:val="center"/>
+            </w:pPr>
+            <w:r>
+              <w:rPr>
+                <w:sz w:val="17"/>
+              </w:rPr>
+              <w:t>3042230424</w:t>
+            </w:r>
+          </w:p>
+        </w:tc>
+        <w:tc>
+          <w:tcPr>
+            <w:tcW w:type="dxa" w:w="2592"/>
+            <w:tcMar>
+              <w:top w:w="100" w:type="dxa"/>
+              <w:bottom w:w="100" w:type="dxa"/>
+              <w:left w:w="80" w:type="dxa"/>
+              <w:right w:w="80" w:type="dxa"/>
+            </w:tcMar>
+            <w:shd w:fill="FFFFFF"/>
+          </w:tcPr>
+          <w:p>
+            <w:pPr>
+              <w:jc w:val="center"/>
+            </w:pPr>
+            <w:r>
+              <w:drawing>
+                <wp:inline xmlns:a="http://schemas.openxmlformats.org/drawingml/2006/main" xmlns:pic="http://schemas.openxmlformats.org/drawingml/2006/picture">
+                  <wp:extent cx="731520" cy="292608"/>
+                  <wp:docPr id="17" name="Picture 17"/>
+                  <wp:cNvGraphicFramePr>
+                    <a:graphicFrameLocks noChangeAspect="1"/>
+                  </wp:cNvGraphicFramePr>
+                  <a:graphic>
+                    <a:graphicData uri="http://schemas.openxmlformats.org/drawingml/2006/picture">
+                      <pic:pic>
+                        <pic:nvPicPr>
+                          <pic:cNvPr id="0" name="image.png"/>
+                          <pic:cNvPicPr/>
+                        </pic:nvPicPr>
+                        <pic:blipFill>
+                          <a:blip r:embed="rId25"/>
+                          <a:stretch>
+                            <a:fillRect/>
+                          </a:stretch>
+                        </pic:blipFill>
+                        <pic:spPr>
+                          <a:xfrm>
+                            <a:off x="0" y="0"/>
+                            <a:ext cx="731520" cy="292608"/>
+                          </a:xfrm>
+                          <a:prstGeom prst="rect"/>
+                        </pic:spPr>
+                      </pic:pic>
+                    </a:graphicData>
+                  </a:graphic>
+                </wp:inline>
+              </w:drawing>
+            </w:r>
+          </w:p>
+        </w:tc>
+      </w:tr>
     </w:tbl>
     <w:p>
       <w:pPr>
@@ -3021,7 +3164,7 @@
         <w:drawing>
           <wp:inline xmlns:a="http://schemas.openxmlformats.org/drawingml/2006/main" xmlns:pic="http://schemas.openxmlformats.org/drawingml/2006/picture">
             <wp:extent cx="1214524" cy="438912"/>
-            <wp:docPr id="17" name="Picture 17"/>
+            <wp:docPr id="18" name="Picture 18"/>
             <wp:cNvGraphicFramePr>
               <a:graphicFrameLocks noChangeAspect="1"/>
             </wp:cNvGraphicFramePr>
@@ -3033,7 +3176,7 @@
                     <pic:cNvPicPr/>
                   </pic:nvPicPr>
                   <pic:blipFill>
-                    <a:blip r:embed="rId25"/>
+                    <a:blip r:embed="rId26"/>
                     <a:stretch>
                       <a:fillRect/>
                     </a:stretch>
@@ -3079,7 +3222,7 @@
           <w:color w:val="065F46"/>
           <w:sz w:val="17"/>
         </w:rPr>
-        <w:t>(Carta Oficialmente Respaldada con 16 firmas estudiantiles)</w:t>
+        <w:t>(Carta Oficialmente Respaldada con 17 firmas estudiantiles)</w:t>
       </w:r>
     </w:p>
     <w:sectPr>
